--- a/Documentation/Work-OS-Team-Setup-GitHub.docx
+++ b/Documentation/Work-OS-Team-Setup-GitHub.docx
@@ -23456,7 +23456,43 @@
           <w:sz w:val="22"/>
           <w:szCs w:val="22"/>
         </w:rPr>
-        <w:t xml:space="preserve">. In this article you import the Work OS from SoftServe, create the admin group, give people access, and protect the main branch — all in the </w:t>
+        <w:t xml:space="preserve">. The repository you are about to create is the team's shared knowledge base: Claude Code reads it on each teammate's computer before it drafts anything and saves their finished work straight back into it — so everyone needs read </w:t>
+      </w:r>
+      <w:r>
+        <w:rPr>
+          <w:i/>
+          <w:iCs/>
+          <w:color w:val="425466"/>
+          <w:sz w:val="22"/>
+          <w:szCs w:val="22"/>
+        </w:rPr>
+        <w:t xml:space="preserve">and</w:t>
+      </w:r>
+      <w:r>
+        <w:rPr>
+          <w:color w:val="425466"/>
+          <w:sz w:val="22"/>
+          <w:szCs w:val="22"/>
+        </w:rPr>
+        <w:t xml:space="preserve"> write access, not read-only, while step 4 protects </w:t>
+      </w:r>
+      <w:r>
+        <w:rPr>
+          <w:rFonts w:ascii="Consolas" w:cs="Consolas" w:eastAsia="Consolas" w:hAnsi="Consolas"/>
+          <w:color w:val="425466"/>
+          <w:sz w:val="21"/>
+          <w:szCs w:val="21"/>
+          <w:shd w:fill="EDF0F2" w:val="clear"/>
+        </w:rPr>
+        <w:t xml:space="preserve">main</w:t>
+      </w:r>
+      <w:r>
+        <w:rPr>
+          <w:color w:val="425466"/>
+          <w:sz w:val="22"/>
+          <w:szCs w:val="22"/>
+        </w:rPr>
+        <w:t xml:space="preserve"> so that the few files steering the whole system still need a Work OS admin's approval. In this article you import the Work OS from SoftServe, create the admin group, give people access, and protect the main branch — all in the </w:t>
       </w:r>
       <w:r>
         <w:rPr>
@@ -25540,7 +25576,7 @@
       <w:r>
         <w:t xml:space="preserve"> — the tool the Work OS runs on: it brings the repository to your computer, and auto-sync uses it to save your work. Install it from your organization's software catalog, or from </w:t>
       </w:r>
-      <w:hyperlink w:history="1" r:id="rIdynmjohjxqlq5m8jhfbqbz">
+      <w:hyperlink w:history="1" r:id="rIdnvo58phfs6yzin6h9m9oi">
         <w:r>
           <w:rPr>
             <w:color w:val="0E5E8B"/>
@@ -25640,7 +25676,7 @@
       <w:r>
         <w:t xml:space="preserve"> — install it from your organization's software catalog, or from </w:t>
       </w:r>
-      <w:hyperlink w:history="1" r:id="rIdstbnxqmd3gkh-mtt26rsy">
+      <w:hyperlink w:history="1" r:id="rId2c2nu1agni6cg3y6tkevz">
         <w:r>
           <w:rPr>
             <w:color w:val="0E5E8B"/>
@@ -32478,7 +32514,7 @@
         <w:sz w:val="16"/>
         <w:szCs w:val="16"/>
       </w:rPr>
-      <w:t xml:space="preserve">SoftServe · Work OS team setup · GitHub edition · v2.3 · August 2026</w:t>
+      <w:t xml:space="preserve">SoftServe · Work OS team setup · GitHub edition · v2.4 · August 2026</w:t>
     </w:r>
     <w:r>
       <w:rPr>

--- a/Documentation/Work-OS-Team-Setup-GitHub.docx
+++ b/Documentation/Work-OS-Team-Setup-GitHub.docx
@@ -345,7 +345,7 @@
           <w:sz w:val="20"/>
           <w:szCs w:val="20"/>
         </w:rPr>
-        <w:t xml:space="preserve">Connect your product's code</w:t>
+        <w:t xml:space="preserve">Connect your product's codebase</w:t>
       </w:r>
       <w:r>
         <w:rPr>
@@ -353,7 +353,7 @@
           <w:sz w:val="17"/>
           <w:szCs w:val="17"/>
         </w:rPr>
-        <w:t xml:space="preserve">   Stage 2 · Work OS admin, then each user on their own computer · 15 minutes per repository — optional</w:t>
+        <w:t xml:space="preserve">   Stage 2 · Work OS admin, with the admin of your code repositories — then each user on their own computer · about 30 minutes, plus 15 per extra repository — optional</w:t>
       </w:r>
     </w:p>
     <w:p>
@@ -12215,7 +12215,7 @@
                 <w:sz w:val="17"/>
                 <w:szCs w:val="17"/>
               </w:rPr>
-              <w:t xml:space="preserve">Registers product code repositories and grants read-only access on your computer</w:t>
+              <w:t xml:space="preserve">Registers your product's code repositories and grants read-only access on your computer</w:t>
             </w:r>
           </w:p>
         </w:tc>
@@ -14002,7 +14002,7 @@
                 <w:sz w:val="17"/>
                 <w:szCs w:val="17"/>
               </w:rPr>
-              <w:t xml:space="preserve">Read-only investigator of your product code; returns findings with file-and-line citations</w:t>
+              <w:t xml:space="preserve">Read-only investigator of your product's codebase; returns findings with file-and-line citations</w:t>
             </w:r>
           </w:p>
         </w:tc>
@@ -20718,7 +20718,7 @@
                 <w:sz w:val="17"/>
                 <w:szCs w:val="17"/>
               </w:rPr>
-              <w:t xml:space="preserve">Your product code repositories: purpose, coverage keywords, entry points, access tier</w:t>
+              <w:t xml:space="preserve">Your product's code repositories: purpose, coverage keywords, entry points, access tier</w:t>
             </w:r>
           </w:p>
         </w:tc>
@@ -20790,7 +20790,7 @@
                 <w:sz w:val="17"/>
                 <w:szCs w:val="17"/>
               </w:rPr>
-              <w:t xml:space="preserve">Connect your product's code</w:t>
+              <w:t xml:space="preserve">Connect your product's codebase</w:t>
             </w:r>
             <w:r>
               <w:rPr>
@@ -20798,7 +20798,7 @@
                 <w:sz w:val="15"/>
                 <w:szCs w:val="15"/>
               </w:rPr>
-              <w:t xml:space="preserve"> (see “Connect your product's code”)</w:t>
+              <w:t xml:space="preserve"> (see “Connect your product's codebase”)</w:t>
             </w:r>
           </w:p>
         </w:tc>
@@ -20900,7 +20900,7 @@
                 <w:sz w:val="17"/>
                 <w:szCs w:val="17"/>
               </w:rPr>
-              <w:t xml:space="preserve">The rules every claim about product code follows: access tiers, citations, honesty rules</w:t>
+              <w:t xml:space="preserve">The rules every claim about the product's codebase follows: access tiers, citations, honesty rules</w:t>
             </w:r>
           </w:p>
         </w:tc>
@@ -22196,7 +22196,7 @@
           <w:sz w:val="22"/>
           <w:szCs w:val="22"/>
         </w:rPr>
-        <w:t xml:space="preserve">This guide helps you set up and customize the Work OS for your organization: one shared repository that every teammate and Claude Code work in, adapted to your company, and — where useful — connected to your tools and your product's code. Three roles, three stages, about half a day in total.</w:t>
+        <w:t xml:space="preserve">This guide helps you set up and customize the Work OS for your organization: one shared repository that every teammate and Claude Code work in, adapted to your company, and — where useful — connected to your tools and your product's codebase. Three roles, three stages, about half a day in total.</w:t>
       </w:r>
     </w:p>
     <w:p>
@@ -23160,7 +23160,7 @@
           <w:b/>
           <w:bCs/>
         </w:rPr>
-        <w:t xml:space="preserve">Connect your product's code</w:t>
+        <w:t xml:space="preserve">Connect your product's codebase</w:t>
       </w:r>
       <w:r>
         <w:t xml:space="preserve">.</w:t>
@@ -25576,7 +25576,7 @@
       <w:r>
         <w:t xml:space="preserve"> — the tool the Work OS runs on: it brings the repository to your computer, and auto-sync uses it to save your work. Install it from your organization's software catalog, or from </w:t>
       </w:r>
-      <w:hyperlink w:history="1" r:id="rIdnvo58phfs6yzin6h9m9oi">
+      <w:hyperlink w:history="1" r:id="rIdqdj0x1gdnosyop6eboxbs">
         <w:r>
           <w:rPr>
             <w:color w:val="0E5E8B"/>
@@ -25676,7 +25676,7 @@
       <w:r>
         <w:t xml:space="preserve"> — install it from your organization's software catalog, or from </w:t>
       </w:r>
-      <w:hyperlink w:history="1" r:id="rId2c2nu1agni6cg3y6tkevz">
+      <w:hyperlink w:history="1" r:id="rIdq4_qprdifr4j6nxwgbskx">
         <w:r>
           <w:rPr>
             <w:color w:val="0E5E8B"/>
@@ -27122,7 +27122,7 @@
           <w:sz w:val="19"/>
           <w:szCs w:val="19"/>
         </w:rPr>
-        <w:t xml:space="preserve">Connect your product's code</w:t>
+        <w:t xml:space="preserve">Connect your product's codebase</w:t>
       </w:r>
       <w:r>
         <w:rPr>
@@ -27130,7 +27130,7 @@
           <w:sz w:val="17"/>
           <w:szCs w:val="17"/>
         </w:rPr>
-        <w:t xml:space="preserve"> (see “Connect your product's code”)</w:t>
+        <w:t xml:space="preserve"> (see “Connect your product's codebase”)</w:t>
       </w:r>
       <w:r>
         <w:rPr>
@@ -27284,6 +27284,345 @@
     </w:p>
     <w:p>
       <w:pPr>
+        <w:pStyle w:val="Heading2"/>
+      </w:pPr>
+      <w:r>
+        <w:t xml:space="preserve">Before you start</w:t>
+      </w:r>
+    </w:p>
+    <w:p>
+      <w:pPr>
+        <w:pStyle w:val="ListParagraph"/>
+        <w:numPr>
+          <w:ilvl w:val="0"/>
+          <w:numId w:val="5"/>
+        </w:numPr>
+        <w:spacing w:after="60" w:line="276"/>
+      </w:pPr>
+      <w:r>
+        <w:t xml:space="preserve">You have finished </w:t>
+      </w:r>
+      <w:r>
+        <w:rPr>
+          <w:color w:val="0E5E8B"/>
+        </w:rPr>
+        <w:t xml:space="preserve">Set up your computer</w:t>
+      </w:r>
+      <w:r>
+        <w:rPr>
+          <w:color w:val="697386"/>
+          <w:sz w:val="18"/>
+          <w:szCs w:val="18"/>
+        </w:rPr>
+        <w:t xml:space="preserve"> (see “Set up your computer”)</w:t>
+      </w:r>
+      <w:r>
+        <w:t xml:space="preserve"> steps 1–6 (install, folder, clone, name, sign-in; auto-sync will show </w:t>
+      </w:r>
+      <w:r>
+        <w:rPr>
+          <w:i/>
+          <w:iCs/>
+        </w:rPr>
+        <w:t xml:space="preserve">off</w:t>
+      </w:r>
+      <w:r>
+        <w:t xml:space="preserve"> — expected).</w:t>
+      </w:r>
+    </w:p>
+    <w:p>
+      <w:pPr>
+        <w:pStyle w:val="ListParagraph"/>
+        <w:numPr>
+          <w:ilvl w:val="0"/>
+          <w:numId w:val="5"/>
+        </w:numPr>
+        <w:spacing w:after="60" w:line="276"/>
+      </w:pPr>
+      <w:r>
+        <w:t xml:space="preserve">The repository admin has confirmed you are in the </w:t>
+      </w:r>
+      <w:r>
+        <w:rPr>
+          <w:rFonts w:ascii="Consolas" w:cs="Consolas" w:eastAsia="Consolas" w:hAnsi="Consolas"/>
+          <w:color w:val="0E5E8B"/>
+          <w:sz w:val="19"/>
+          <w:szCs w:val="19"/>
+          <w:shd w:fill="EDF0F2" w:val="clear"/>
+        </w:rPr>
+        <w:t xml:space="preserve">os-admins</w:t>
+      </w:r>
+      <w:r>
+        <w:t xml:space="preserve"> team</w:t>
+      </w:r>
+      <w:r>
+        <w:t xml:space="preserve">.</w:t>
+      </w:r>
+    </w:p>
+    <w:p>
+      <w:pPr>
+        <w:pStyle w:val="ListParagraph"/>
+        <w:numPr>
+          <w:ilvl w:val="0"/>
+          <w:numId w:val="5"/>
+        </w:numPr>
+        <w:spacing w:after="60" w:line="276"/>
+      </w:pPr>
+      <w:r>
+        <w:t xml:space="preserve">You have your company's basics at hand: product, customers, how you name your documents (PRD / brief / one-pager …), two to four example documents in your house format.</w:t>
+      </w:r>
+    </w:p>
+    <w:p>
+      <w:pPr>
+        <w:pStyle w:val="Heading2"/>
+      </w:pPr>
+      <w:r>
+        <w:t xml:space="preserve">Step 1 — Run the guided customization</w:t>
+      </w:r>
+    </w:p>
+    <w:p>
+      <w:pPr>
+        <w:spacing w:after="120" w:line="276"/>
+      </w:pPr>
+      <w:r>
+        <w:rPr>
+          <w:rFonts w:ascii="Consolas" w:cs="Consolas" w:eastAsia="Consolas" w:hAnsi="Consolas"/>
+          <w:color w:val="0E5E8B"/>
+          <w:sz w:val="19"/>
+          <w:szCs w:val="19"/>
+          <w:shd w:fill="EDF0F2" w:val="clear"/>
+        </w:rPr>
+        <w:t xml:space="preserve">/customize-os</w:t>
+      </w:r>
+      <w:r>
+        <w:t xml:space="preserve"> is a conversation. It reads what is already customized, asks only for what is missing, writes the customized context files behind the 🔒 prompt, and ends with a readout of what changed and what is still needed. You can stop any time and continue later with </w:t>
+      </w:r>
+      <w:r>
+        <w:rPr>
+          <w:rFonts w:ascii="Consolas" w:cs="Consolas" w:eastAsia="Consolas" w:hAnsi="Consolas"/>
+          <w:color w:val="0E5E8B"/>
+          <w:sz w:val="19"/>
+          <w:szCs w:val="19"/>
+          <w:shd w:fill="EDF0F2" w:val="clear"/>
+        </w:rPr>
+        <w:t xml:space="preserve">/customize-os continue</w:t>
+      </w:r>
+      <w:r>
+        <w:t xml:space="preserve">.</w:t>
+      </w:r>
+    </w:p>
+    <w:p>
+      <w:pPr>
+        <w:pStyle w:val="ListParagraph"/>
+        <w:numPr>
+          <w:ilvl w:val="0"/>
+          <w:numId w:val="18"/>
+        </w:numPr>
+        <w:spacing w:after="80" w:line="276"/>
+      </w:pPr>
+      <w:r>
+        <w:t xml:space="preserve">Ask Claude:</w:t>
+      </w:r>
+    </w:p>
+    <w:p>
+      <w:pPr>
+        <w:spacing w:after="20" w:before="60"/>
+        <w:ind w:left="240"/>
+      </w:pPr>
+      <w:r>
+        <w:rPr>
+          <w:b/>
+          <w:bCs/>
+          <w:caps/>
+          <w:color w:val="0E5E8B"/>
+          <w:spacing w:val="20"/>
+          <w:sz w:val="15"/>
+          <w:szCs w:val="15"/>
+        </w:rPr>
+        <w:t xml:space="preserve">Say to Claude</w:t>
+      </w:r>
+    </w:p>
+    <w:p>
+      <w:pPr>
+        <w:pBdr>
+          <w:left w:val="single" w:color="459FDD" w:sz="12" w:space="8"/>
+        </w:pBdr>
+        <w:shd w:fill="F0F7FC" w:val="clear"/>
+        <w:spacing w:after="160" w:line="264"/>
+        <w:ind w:left="240"/>
+      </w:pPr>
+      <w:r>
+        <w:rPr>
+          <w:color w:val="0A2540"/>
+          <w:sz w:val="20"/>
+          <w:szCs w:val="20"/>
+        </w:rPr>
+        <w:t xml:space="preserve">“/customize-os”</w:t>
+      </w:r>
+    </w:p>
+    <w:p>
+      <w:pPr>
+        <w:pStyle w:val="ListParagraph"/>
+        <w:numPr>
+          <w:ilvl w:val="0"/>
+          <w:numId w:val="18"/>
+        </w:numPr>
+        <w:spacing w:after="80" w:line="276"/>
+      </w:pPr>
+      <w:r>
+        <w:t xml:space="preserve">Answer the questions: how your company names its documents (keep the Work OS names or map them to yours), your business context, your document formats (from example documents). Approve each 🔒 prompt after reading the change.</w:t>
+      </w:r>
+    </w:p>
+    <w:p>
+      <w:pPr>
+        <w:pStyle w:val="ListParagraph"/>
+        <w:numPr>
+          <w:ilvl w:val="0"/>
+          <w:numId w:val="18"/>
+        </w:numPr>
+        <w:spacing w:after="80" w:line="276"/>
+      </w:pPr>
+      <w:r>
+        <w:t xml:space="preserve">Near the end Claude asks which </w:t>
+      </w:r>
+      <w:r>
+        <w:rPr>
+          <w:b/>
+          <w:bCs/>
+        </w:rPr>
+        <w:t xml:space="preserve">auto-sync mode</w:t>
+      </w:r>
+      <w:r>
+        <w:t xml:space="preserve"> the team wants. Answer </w:t>
+      </w:r>
+      <w:r>
+        <w:rPr>
+          <w:b/>
+          <w:bCs/>
+        </w:rPr>
+        <w:t xml:space="preserve">pr</w:t>
+      </w:r>
+      <w:r>
+        <w:t xml:space="preserve"> (the mode for a protected </w:t>
+      </w:r>
+      <w:r>
+        <w:rPr>
+          <w:rFonts w:ascii="Consolas" w:cs="Consolas" w:eastAsia="Consolas" w:hAnsi="Consolas"/>
+          <w:color w:val="0E5E8B"/>
+          <w:sz w:val="19"/>
+          <w:szCs w:val="19"/>
+          <w:shd w:fill="EDF0F2" w:val="clear"/>
+        </w:rPr>
+        <w:t xml:space="preserve">main</w:t>
+      </w:r>
+      <w:r>
+        <w:t xml:space="preserve"> — changes move through pull requests) and say </w:t>
+      </w:r>
+      <w:r>
+        <w:rPr>
+          <w:b/>
+          <w:bCs/>
+        </w:rPr>
+        <w:t xml:space="preserve">yes</w:t>
+      </w:r>
+      <w:r>
+        <w:t xml:space="preserve"> to switch it on now.</w:t>
+      </w:r>
+    </w:p>
+    <w:p>
+      <w:pPr>
+        <w:keepNext/>
+        <w:pBdr>
+          <w:left w:val="single" w:color="F46A4A" w:sz="18" w:space="8"/>
+        </w:pBdr>
+        <w:shd w:fill="EAF4FB" w:val="clear"/>
+        <w:spacing w:after="0" w:before="40" w:line="240"/>
+        <w:ind w:left="240"/>
+      </w:pPr>
+      <w:r>
+        <w:rPr>
+          <w:b/>
+          <w:bCs/>
+          <w:color w:val="F46A4A"/>
+          <w:spacing w:val="15"/>
+          <w:sz w:val="15"/>
+          <w:szCs w:val="15"/>
+        </w:rPr>
+        <w:t xml:space="preserve">EXPECTED</w:t>
+      </w:r>
+    </w:p>
+    <w:p>
+      <w:pPr>
+        <w:pBdr>
+          <w:left w:val="single" w:color="F46A4A" w:sz="18" w:space="8"/>
+        </w:pBdr>
+        <w:shd w:fill="EAF4FB" w:val="clear"/>
+        <w:spacing w:after="160" w:before="0" w:line="264"/>
+        <w:ind w:left="240"/>
+      </w:pPr>
+      <w:r>
+        <w:rPr>
+          <w:color w:val="0A2540"/>
+          <w:sz w:val="19"/>
+          <w:szCs w:val="19"/>
+        </w:rPr>
+        <w:t xml:space="preserve">Claude confirms </w:t>
+      </w:r>
+      <w:r>
+        <w:rPr>
+          <w:b/>
+          <w:bCs/>
+          <w:color w:val="0A2540"/>
+          <w:sz w:val="19"/>
+          <w:szCs w:val="19"/>
+        </w:rPr>
+        <w:t xml:space="preserve">"Auto-sync is ON — pr mode (main is pull-request-only)"</w:t>
+      </w:r>
+      <w:r>
+        <w:rPr>
+          <w:color w:val="0A2540"/>
+          <w:sz w:val="19"/>
+          <w:szCs w:val="19"/>
+        </w:rPr>
+        <w:t xml:space="preserve"> and lists the gated files. From the next response on, your work is saved to your branch automatically; the customization changes are waiting there for approval.</w:t>
+      </w:r>
+    </w:p>
+    <w:p>
+      <w:pPr>
+        <w:pStyle w:val="ListParagraph"/>
+        <w:numPr>
+          <w:ilvl w:val="0"/>
+          <w:numId w:val="18"/>
+        </w:numPr>
+        <w:spacing w:after="80" w:line="276"/>
+      </w:pPr>
+      <w:r>
+        <w:t xml:space="preserve">Read the closing readout: what changed and where, and what is still open (Critical / Other). </w:t>
+      </w:r>
+      <w:r>
+        <w:rPr>
+          <w:rFonts w:ascii="Consolas" w:cs="Consolas" w:eastAsia="Consolas" w:hAnsi="Consolas"/>
+          <w:color w:val="0E5E8B"/>
+          <w:sz w:val="19"/>
+          <w:szCs w:val="19"/>
+          <w:shd w:fill="EDF0F2" w:val="clear"/>
+        </w:rPr>
+        <w:t xml:space="preserve">os-installation/customization-status.md</w:t>
+      </w:r>
+      <w:r>
+        <w:t xml:space="preserve"> keeps the state for the next session.</w:t>
+      </w:r>
+    </w:p>
+    <w:p>
+      <w:pPr>
+        <w:pStyle w:val="Heading2"/>
+      </w:pPr>
+      <w:r>
+        <w:t xml:space="preserve">Step 2 — Name the approvers</w:t>
+      </w:r>
+    </w:p>
+    <w:p>
+      <w:pPr>
         <w:keepNext/>
         <w:pBdr>
           <w:left w:val="single" w:color="459FDD" w:sz="18" w:space="8"/>
@@ -27301,7 +27640,7 @@
           <w:sz w:val="15"/>
           <w:szCs w:val="15"/>
         </w:rPr>
-        <w:t xml:space="preserve">NOTE</w:t>
+        <w:t xml:space="preserve">WHY THIS MATTERS</w:t>
       </w:r>
     </w:p>
     <w:p>
@@ -27315,21 +27654,11 @@
       </w:pPr>
       <w:r>
         <w:rPr>
-          <w:b/>
-          <w:bCs/>
           <w:color w:val="425466"/>
           <w:sz w:val="19"/>
           <w:szCs w:val="19"/>
         </w:rPr>
-        <w:t xml:space="preserve">Work in progress.</w:t>
-      </w:r>
-      <w:r>
-        <w:rPr>
-          <w:color w:val="425466"/>
-          <w:sz w:val="19"/>
-          <w:szCs w:val="19"/>
-        </w:rPr>
-        <w:t xml:space="preserve"> The detailed walkthrough of the </w:t>
+        <w:t xml:space="preserve">GitHub reads who must approve gated changes from the file </w:t>
       </w:r>
       <w:r>
         <w:rPr>
@@ -27339,7 +27668,7 @@
           <w:szCs w:val="18"/>
           <w:shd w:fill="EDF0F2" w:val="clear"/>
         </w:rPr>
-        <w:t xml:space="preserve">/customize-os</w:t>
+        <w:t xml:space="preserve">.github/CODEOWNERS</w:t>
       </w:r>
       <w:r>
         <w:rPr>
@@ -27347,15 +27676,25 @@
           <w:sz w:val="19"/>
           <w:szCs w:val="19"/>
         </w:rPr>
-        <w:t xml:space="preserve"> conversation (naming, business context, templates) is being written. The steps below are complete for the access and auto-sync part.</w:t>
-      </w:r>
-    </w:p>
-    <w:p>
-      <w:pPr>
-        <w:pStyle w:val="Heading2"/>
-      </w:pPr>
-      <w:r>
-        <w:t xml:space="preserve">Before you start</w:t>
+        <w:t xml:space="preserve">. The Work OS generates that file from one line in </w:t>
+      </w:r>
+      <w:r>
+        <w:rPr>
+          <w:rFonts w:ascii="Consolas" w:cs="Consolas" w:eastAsia="Consolas" w:hAnsi="Consolas"/>
+          <w:color w:val="425466"/>
+          <w:sz w:val="18"/>
+          <w:szCs w:val="18"/>
+          <w:shd w:fill="EDF0F2" w:val="clear"/>
+        </w:rPr>
+        <w:t xml:space="preserve">governance/write-policy.yaml</w:t>
+      </w:r>
+      <w:r>
+        <w:rPr>
+          <w:color w:val="425466"/>
+          <w:sz w:val="19"/>
+          <w:szCs w:val="19"/>
+        </w:rPr>
+        <w:t xml:space="preserve">. Until you fill in that line, GitHub ignores the file and gated pull requests could merge without approval.</w:t>
       </w:r>
     </w:p>
     <w:p>
@@ -27363,52 +27702,12 @@
         <w:pStyle w:val="ListParagraph"/>
         <w:numPr>
           <w:ilvl w:val="0"/>
-          <w:numId w:val="5"/>
+          <w:numId w:val="19"/>
         </w:numPr>
-        <w:spacing w:after="60" w:line="276"/>
-      </w:pPr>
-      <w:r>
-        <w:t xml:space="preserve">You have finished </w:t>
-      </w:r>
-      <w:r>
-        <w:rPr>
-          <w:color w:val="0E5E8B"/>
-        </w:rPr>
-        <w:t xml:space="preserve">Set up your computer</w:t>
-      </w:r>
-      <w:r>
-        <w:rPr>
-          <w:color w:val="697386"/>
-          <w:sz w:val="18"/>
-          <w:szCs w:val="18"/>
-        </w:rPr>
-        <w:t xml:space="preserve"> (see “Set up your computer”)</w:t>
-      </w:r>
-      <w:r>
-        <w:t xml:space="preserve"> steps 1–6 (install, folder, clone, name, sign-in; auto-sync will show </w:t>
-      </w:r>
-      <w:r>
-        <w:rPr>
-          <w:i/>
-          <w:iCs/>
-        </w:rPr>
-        <w:t xml:space="preserve">off</w:t>
-      </w:r>
-      <w:r>
-        <w:t xml:space="preserve"> — expected).</w:t>
-      </w:r>
-    </w:p>
-    <w:p>
-      <w:pPr>
-        <w:pStyle w:val="ListParagraph"/>
-        <w:numPr>
-          <w:ilvl w:val="0"/>
-          <w:numId w:val="5"/>
-        </w:numPr>
-        <w:spacing w:after="60" w:line="276"/>
-      </w:pPr>
-      <w:r>
-        <w:t xml:space="preserve">The repository admin has confirmed you are in the </w:t>
+        <w:spacing w:after="80" w:line="276"/>
+      </w:pPr>
+      <w:r>
+        <w:t xml:space="preserve">Ask Claude — replace </w:t>
       </w:r>
       <w:r>
         <w:rPr>
@@ -27418,78 +27717,10 @@
           <w:szCs w:val="19"/>
           <w:shd w:fill="EDF0F2" w:val="clear"/>
         </w:rPr>
-        <w:t xml:space="preserve">os-admins</w:t>
-      </w:r>
-      <w:r>
-        <w:t xml:space="preserve"> team</w:t>
-      </w:r>
-      <w:r>
-        <w:t xml:space="preserve">.</w:t>
-      </w:r>
-    </w:p>
-    <w:p>
-      <w:pPr>
-        <w:pStyle w:val="ListParagraph"/>
-        <w:numPr>
-          <w:ilvl w:val="0"/>
-          <w:numId w:val="5"/>
-        </w:numPr>
-        <w:spacing w:after="60" w:line="276"/>
-      </w:pPr>
-      <w:r>
-        <w:t xml:space="preserve">You have your company's basics at hand: product, customers, how you name your documents (PRD / brief / one-pager …), two to four example documents in your house format.</w:t>
-      </w:r>
-    </w:p>
-    <w:p>
-      <w:pPr>
-        <w:pStyle w:val="Heading2"/>
-      </w:pPr>
-      <w:r>
-        <w:t xml:space="preserve">Step 1 — Run the guided customization</w:t>
-      </w:r>
-    </w:p>
-    <w:p>
-      <w:pPr>
-        <w:spacing w:after="120" w:line="276"/>
-      </w:pPr>
-      <w:r>
-        <w:rPr>
-          <w:rFonts w:ascii="Consolas" w:cs="Consolas" w:eastAsia="Consolas" w:hAnsi="Consolas"/>
-          <w:color w:val="0E5E8B"/>
-          <w:sz w:val="19"/>
-          <w:szCs w:val="19"/>
-          <w:shd w:fill="EDF0F2" w:val="clear"/>
-        </w:rPr>
-        <w:t xml:space="preserve">/customize-os</w:t>
-      </w:r>
-      <w:r>
-        <w:t xml:space="preserve"> is a conversation. It reads what is already customized, asks only for what is missing, writes the customized context files behind the 🔒 prompt, and ends with a readout of what changed and what is still needed. You can stop any time and continue later with </w:t>
-      </w:r>
-      <w:r>
-        <w:rPr>
-          <w:rFonts w:ascii="Consolas" w:cs="Consolas" w:eastAsia="Consolas" w:hAnsi="Consolas"/>
-          <w:color w:val="0E5E8B"/>
-          <w:sz w:val="19"/>
-          <w:szCs w:val="19"/>
-          <w:shd w:fill="EDF0F2" w:val="clear"/>
-        </w:rPr>
-        <w:t xml:space="preserve">/customize-os continue</w:t>
-      </w:r>
-      <w:r>
-        <w:t xml:space="preserve">.</w:t>
-      </w:r>
-    </w:p>
-    <w:p>
-      <w:pPr>
-        <w:pStyle w:val="ListParagraph"/>
-        <w:numPr>
-          <w:ilvl w:val="0"/>
-          <w:numId w:val="18"/>
-        </w:numPr>
-        <w:spacing w:after="80" w:line="276"/>
-      </w:pPr>
-      <w:r>
-        <w:t xml:space="preserve">Ask Claude:</w:t>
+        <w:t xml:space="preserve">&lt;your-org&gt;</w:t>
+      </w:r>
+      <w:r>
+        <w:t xml:space="preserve"> with your GitHub organization name — and approve the 🔒 prompt:</w:t>
       </w:r>
     </w:p>
     <w:p>
@@ -27525,76 +27756,7 @@
           <w:sz w:val="20"/>
           <w:szCs w:val="20"/>
         </w:rPr>
-        <w:t xml:space="preserve">“/customize-os”</w:t>
-      </w:r>
-    </w:p>
-    <w:p>
-      <w:pPr>
-        <w:pStyle w:val="ListParagraph"/>
-        <w:numPr>
-          <w:ilvl w:val="0"/>
-          <w:numId w:val="18"/>
-        </w:numPr>
-        <w:spacing w:after="80" w:line="276"/>
-      </w:pPr>
-      <w:r>
-        <w:t xml:space="preserve">Answer the questions: how your company names its documents (keep the Work OS names or map them to yours), your business context, your document formats (from example documents). Approve each 🔒 prompt after reading the change.</w:t>
-      </w:r>
-    </w:p>
-    <w:p>
-      <w:pPr>
-        <w:pStyle w:val="ListParagraph"/>
-        <w:numPr>
-          <w:ilvl w:val="0"/>
-          <w:numId w:val="18"/>
-        </w:numPr>
-        <w:spacing w:after="80" w:line="276"/>
-      </w:pPr>
-      <w:r>
-        <w:t xml:space="preserve">Near the end Claude asks which </w:t>
-      </w:r>
-      <w:r>
-        <w:rPr>
-          <w:b/>
-          <w:bCs/>
-        </w:rPr>
-        <w:t xml:space="preserve">auto-sync mode</w:t>
-      </w:r>
-      <w:r>
-        <w:t xml:space="preserve"> the team wants. Answer </w:t>
-      </w:r>
-      <w:r>
-        <w:rPr>
-          <w:b/>
-          <w:bCs/>
-        </w:rPr>
-        <w:t xml:space="preserve">pr</w:t>
-      </w:r>
-      <w:r>
-        <w:t xml:space="preserve"> (the mode for a protected </w:t>
-      </w:r>
-      <w:r>
-        <w:rPr>
-          <w:rFonts w:ascii="Consolas" w:cs="Consolas" w:eastAsia="Consolas" w:hAnsi="Consolas"/>
-          <w:color w:val="0E5E8B"/>
-          <w:sz w:val="19"/>
-          <w:szCs w:val="19"/>
-          <w:shd w:fill="EDF0F2" w:val="clear"/>
-        </w:rPr>
-        <w:t xml:space="preserve">main</w:t>
-      </w:r>
-      <w:r>
-        <w:t xml:space="preserve"> — changes move through pull requests) and say </w:t>
-      </w:r>
-      <w:r>
-        <w:rPr>
-          <w:b/>
-          <w:bCs/>
-        </w:rPr>
-        <w:t xml:space="preserve">yes</w:t>
-      </w:r>
-      <w:r>
-        <w:t xml:space="preserve"> to switch it on now.</w:t>
+        <w:t xml:space="preserve">“Set reviewers.github-team in governance/write-policy.yaml to @&lt;your-org&gt;/os-admins and regenerate .github/CODEOWNERS”</w:t>
       </w:r>
     </w:p>
     <w:p>
@@ -27634,59 +27796,358 @@
           <w:sz w:val="19"/>
           <w:szCs w:val="19"/>
         </w:rPr>
-        <w:t xml:space="preserve">Claude confirms </w:t>
-      </w:r>
+        <w:t xml:space="preserve">Claude confirms both files changed. When it finishes the response, auto-sync saves them on your branch, next to the customization changes.</w:t>
+      </w:r>
+    </w:p>
+    <w:p>
+      <w:pPr>
+        <w:pStyle w:val="Heading2"/>
+      </w:pPr>
+      <w:r>
+        <w:t xml:space="preserve">Step 3 — Publish the changes for everyone</w:t>
+      </w:r>
+    </w:p>
+    <w:p>
+      <w:pPr>
+        <w:spacing w:after="120" w:line="276"/>
+      </w:pPr>
+      <w:r>
+        <w:t xml:space="preserve">Gated changes wait on your branch until they are approved. As a Work OS admin you can approve your own — so tell Claude to do the whole thing: open the pull request, approve it as you, and </w:t>
+      </w:r>
+      <w:r>
+        <w:t xml:space="preserve">merge</w:t>
+      </w:r>
+      <w:r>
+        <w:t xml:space="preserve"> it.</w:t>
+      </w:r>
+    </w:p>
+    <w:p>
+      <w:pPr>
+        <w:pStyle w:val="ListParagraph"/>
+        <w:numPr>
+          <w:ilvl w:val="0"/>
+          <w:numId w:val="20"/>
+        </w:numPr>
+        <w:spacing w:after="80" w:line="276"/>
+      </w:pPr>
+      <w:r>
+        <w:t xml:space="preserve">Ask Claude:</w:t>
+      </w:r>
+    </w:p>
+    <w:p>
+      <w:pPr>
+        <w:spacing w:after="20" w:before="60"/>
+        <w:ind w:left="240"/>
+      </w:pPr>
       <w:r>
         <w:rPr>
           <w:b/>
           <w:bCs/>
+          <w:caps/>
+          <w:color w:val="0E5E8B"/>
+          <w:spacing w:val="20"/>
+          <w:sz w:val="15"/>
+          <w:szCs w:val="15"/>
+        </w:rPr>
+        <w:t xml:space="preserve">Say to Claude</w:t>
+      </w:r>
+    </w:p>
+    <w:p>
+      <w:pPr>
+        <w:pBdr>
+          <w:left w:val="single" w:color="459FDD" w:sz="12" w:space="8"/>
+        </w:pBdr>
+        <w:shd w:fill="F0F7FC" w:val="clear"/>
+        <w:spacing w:after="160" w:line="264"/>
+        <w:ind w:left="240"/>
+      </w:pPr>
+      <w:r>
+        <w:rPr>
+          <w:color w:val="0A2540"/>
+          <w:sz w:val="20"/>
+          <w:szCs w:val="20"/>
+        </w:rPr>
+        <w:t xml:space="preserve">“Publish the gated changes for everyone — I'm a Work OS admin: open the pull request, approve it and merge it”</w:t>
+      </w:r>
+    </w:p>
+    <w:p>
+      <w:pPr>
+        <w:keepNext/>
+        <w:pBdr>
+          <w:left w:val="single" w:color="F46A4A" w:sz="18" w:space="8"/>
+        </w:pBdr>
+        <w:shd w:fill="EAF4FB" w:val="clear"/>
+        <w:spacing w:after="0" w:before="40" w:line="240"/>
+        <w:ind w:left="240"/>
+      </w:pPr>
+      <w:r>
+        <w:rPr>
+          <w:b/>
+          <w:bCs/>
+          <w:color w:val="F46A4A"/>
+          <w:spacing w:val="15"/>
+          <w:sz w:val="15"/>
+          <w:szCs w:val="15"/>
+        </w:rPr>
+        <w:t xml:space="preserve">EXPECTED</w:t>
+      </w:r>
+    </w:p>
+    <w:p>
+      <w:pPr>
+        <w:pBdr>
+          <w:left w:val="single" w:color="F46A4A" w:sz="18" w:space="8"/>
+        </w:pBdr>
+        <w:shd w:fill="EAF4FB" w:val="clear"/>
+        <w:spacing w:after="160" w:before="0" w:line="264"/>
+        <w:ind w:left="240"/>
+      </w:pPr>
+      <w:r>
+        <w:rPr>
           <w:color w:val="0A2540"/>
           <w:sz w:val="19"/>
           <w:szCs w:val="19"/>
         </w:rPr>
-        <w:t xml:space="preserve">"Auto-sync is ON — pr mode (main is pull-request-only)"</w:t>
-      </w:r>
-      <w:r>
-        <w:rPr>
+        <w:t xml:space="preserve">Claude opens one pull request </w:t>
+      </w:r>
+      <w:r>
+        <w:rPr>
+          <w:i/>
+          <w:iCs/>
           <w:color w:val="0A2540"/>
           <w:sz w:val="19"/>
           <w:szCs w:val="19"/>
         </w:rPr>
-        <w:t xml:space="preserve"> and lists the gated files. From the next response on, your work is saved to your branch automatically; the customization changes are waiting there for approval.</w:t>
-      </w:r>
-    </w:p>
-    <w:p>
-      <w:pPr>
-        <w:pStyle w:val="ListParagraph"/>
-        <w:numPr>
-          <w:ilvl w:val="0"/>
-          <w:numId w:val="18"/>
-        </w:numPr>
-        <w:spacing w:after="80" w:line="276"/>
-      </w:pPr>
-      <w:r>
-        <w:t xml:space="preserve">Read the closing readout: what changed and where, and what is still open (Critical / Other). </w:t>
-      </w:r>
-      <w:r>
-        <w:rPr>
-          <w:rFonts w:ascii="Consolas" w:cs="Consolas" w:eastAsia="Consolas" w:hAnsi="Consolas"/>
-          <w:color w:val="0E5E8B"/>
+        <w:t xml:space="preserve">"gated: …"</w:t>
+      </w:r>
+      <w:r>
+        <w:rPr>
+          <w:color w:val="0A2540"/>
           <w:sz w:val="19"/>
           <w:szCs w:val="19"/>
+        </w:rPr>
+        <w:t xml:space="preserve"> with everything from </w:t>
+      </w:r>
+      <w:r>
+        <w:rPr>
+          <w:color w:val="0A2540"/>
+          <w:sz w:val="19"/>
+          <w:szCs w:val="19"/>
+        </w:rPr>
+        <w:t xml:space="preserve">steps 1 and 2</w:t>
+      </w:r>
+      <w:r>
+        <w:rPr>
+          <w:color w:val="0A2540"/>
+          <w:sz w:val="19"/>
+          <w:szCs w:val="19"/>
+        </w:rPr>
+        <w:t xml:space="preserve">, approves it as you and </w:t>
+      </w:r>
+      <w:r>
+        <w:rPr>
+          <w:color w:val="0A2540"/>
+          <w:sz w:val="19"/>
+          <w:szCs w:val="19"/>
+        </w:rPr>
+        <w:t xml:space="preserve">merges it — GitHub labels this </w:t>
+      </w:r>
+      <w:r>
+        <w:rPr>
+          <w:i/>
+          <w:iCs/>
+          <w:color w:val="0A2540"/>
+          <w:sz w:val="19"/>
+          <w:szCs w:val="19"/>
+        </w:rPr>
+        <w:t xml:space="preserve">merged with bypass</w:t>
+      </w:r>
+      <w:r>
+        <w:rPr>
+          <w:color w:val="0A2540"/>
+          <w:sz w:val="19"/>
+          <w:szCs w:val="19"/>
+        </w:rPr>
+        <w:t xml:space="preserve">, because authors can't approve their own pull request there; your </w:t>
+      </w:r>
+      <w:r>
+        <w:rPr>
+          <w:rFonts w:ascii="Consolas" w:cs="Consolas" w:eastAsia="Consolas" w:hAnsi="Consolas"/>
+          <w:color w:val="0A2540"/>
+          <w:sz w:val="18"/>
+          <w:szCs w:val="18"/>
           <w:shd w:fill="EDF0F2" w:val="clear"/>
         </w:rPr>
-        <w:t xml:space="preserve">os-installation/customization-status.md</w:t>
-      </w:r>
-      <w:r>
-        <w:t xml:space="preserve"> keeps the state for the next session.</w:t>
-      </w:r>
-    </w:p>
-    <w:p>
-      <w:pPr>
-        <w:pStyle w:val="Heading2"/>
-      </w:pPr>
-      <w:r>
-        <w:t xml:space="preserve">Step 2 — Name the approvers</w:t>
+        <w:t xml:space="preserve">os-admins</w:t>
+      </w:r>
+      <w:r>
+        <w:rPr>
+          <w:color w:val="0A2540"/>
+          <w:sz w:val="19"/>
+          <w:szCs w:val="19"/>
+        </w:rPr>
+        <w:t xml:space="preserve"> membership allows the merge</w:t>
+      </w:r>
+      <w:r>
+        <w:rPr>
+          <w:color w:val="0A2540"/>
+          <w:sz w:val="19"/>
+          <w:szCs w:val="19"/>
+        </w:rPr>
+        <w:t xml:space="preserve"> — and reports the link.</w:t>
+      </w:r>
+    </w:p>
+    <w:p>
+      <w:pPr>
+        <w:keepNext/>
+        <w:pBdr>
+          <w:left w:val="single" w:color="F46A4A" w:sz="18" w:space="8"/>
+        </w:pBdr>
+        <w:shd w:fill="EAF4FB" w:val="clear"/>
+        <w:spacing w:after="0" w:before="40" w:line="240"/>
+        <w:ind w:left="240"/>
+      </w:pPr>
+      <w:r>
+        <w:rPr>
+          <w:b/>
+          <w:bCs/>
+          <w:color w:val="F46A4A"/>
+          <w:spacing w:val="15"/>
+          <w:sz w:val="15"/>
+          <w:szCs w:val="15"/>
+        </w:rPr>
+        <w:t xml:space="preserve">CHECK IN GITHUB</w:t>
+      </w:r>
+    </w:p>
+    <w:p>
+      <w:pPr>
+        <w:pBdr>
+          <w:left w:val="single" w:color="F46A4A" w:sz="18" w:space="8"/>
+        </w:pBdr>
+        <w:shd w:fill="EAF4FB" w:val="clear"/>
+        <w:spacing w:after="160" w:before="0" w:line="264"/>
+        <w:ind w:left="240"/>
+      </w:pPr>
+      <w:r>
+        <w:rPr>
+          <w:color w:val="0A2540"/>
+          <w:sz w:val="19"/>
+          <w:szCs w:val="19"/>
+        </w:rPr>
+        <w:t xml:space="preserve">The pull request is </w:t>
+      </w:r>
+      <w:r>
+        <w:rPr>
+          <w:color w:val="0A2540"/>
+          <w:sz w:val="19"/>
+          <w:szCs w:val="19"/>
+        </w:rPr>
+        <w:t xml:space="preserve">merged</w:t>
+      </w:r>
+      <w:r>
+        <w:rPr>
+          <w:color w:val="0A2540"/>
+          <w:sz w:val="19"/>
+          <w:szCs w:val="19"/>
+        </w:rPr>
+        <w:t xml:space="preserve">. On </w:t>
+      </w:r>
+      <w:r>
+        <w:rPr>
+          <w:rFonts w:ascii="Consolas" w:cs="Consolas" w:eastAsia="Consolas" w:hAnsi="Consolas"/>
+          <w:color w:val="0A2540"/>
+          <w:sz w:val="18"/>
+          <w:szCs w:val="18"/>
+          <w:shd w:fill="EDF0F2" w:val="clear"/>
+        </w:rPr>
+        <w:t xml:space="preserve">main</w:t>
+      </w:r>
+      <w:r>
+        <w:rPr>
+          <w:color w:val="0A2540"/>
+          <w:sz w:val="19"/>
+          <w:szCs w:val="19"/>
+        </w:rPr>
+        <w:t xml:space="preserve">, </w:t>
+      </w:r>
+      <w:r>
+        <w:rPr>
+          <w:rFonts w:ascii="Consolas" w:cs="Consolas" w:eastAsia="Consolas" w:hAnsi="Consolas"/>
+          <w:color w:val="0A2540"/>
+          <w:sz w:val="18"/>
+          <w:szCs w:val="18"/>
+          <w:shd w:fill="EDF0F2" w:val="clear"/>
+        </w:rPr>
+        <w:t xml:space="preserve">governance/write-policy.yaml</w:t>
+      </w:r>
+      <w:r>
+        <w:rPr>
+          <w:color w:val="0A2540"/>
+          <w:sz w:val="19"/>
+          <w:szCs w:val="19"/>
+        </w:rPr>
+        <w:t xml:space="preserve"> shows </w:t>
+      </w:r>
+      <w:r>
+        <w:rPr>
+          <w:rFonts w:ascii="Consolas" w:cs="Consolas" w:eastAsia="Consolas" w:hAnsi="Consolas"/>
+          <w:color w:val="0A2540"/>
+          <w:sz w:val="18"/>
+          <w:szCs w:val="18"/>
+          <w:shd w:fill="EDF0F2" w:val="clear"/>
+        </w:rPr>
+        <w:t xml:space="preserve">auto-commit: enabled: true</w:t>
+      </w:r>
+      <w:r>
+        <w:rPr>
+          <w:color w:val="0A2540"/>
+          <w:sz w:val="19"/>
+          <w:szCs w:val="19"/>
+        </w:rPr>
+        <w:t xml:space="preserve"> and </w:t>
+      </w:r>
+      <w:r>
+        <w:rPr>
+          <w:rFonts w:ascii="Consolas" w:cs="Consolas" w:eastAsia="Consolas" w:hAnsi="Consolas"/>
+          <w:color w:val="0A2540"/>
+          <w:sz w:val="18"/>
+          <w:szCs w:val="18"/>
+          <w:shd w:fill="EDF0F2" w:val="clear"/>
+        </w:rPr>
+        <w:t xml:space="preserve">.github/CODEOWNERS</w:t>
+      </w:r>
+      <w:r>
+        <w:rPr>
+          <w:color w:val="0A2540"/>
+          <w:sz w:val="19"/>
+          <w:szCs w:val="19"/>
+        </w:rPr>
+        <w:t xml:space="preserve"> shows </w:t>
+      </w:r>
+      <w:r>
+        <w:rPr>
+          <w:rFonts w:ascii="Consolas" w:cs="Consolas" w:eastAsia="Consolas" w:hAnsi="Consolas"/>
+          <w:color w:val="0A2540"/>
+          <w:sz w:val="18"/>
+          <w:szCs w:val="18"/>
+          <w:shd w:fill="EDF0F2" w:val="clear"/>
+        </w:rPr>
+        <w:t xml:space="preserve">@&lt;your-org&gt;/os-admins</w:t>
+      </w:r>
+      <w:r>
+        <w:rPr>
+          <w:color w:val="0A2540"/>
+          <w:sz w:val="19"/>
+          <w:szCs w:val="19"/>
+        </w:rPr>
+        <w:t xml:space="preserve"> next to every gated path</w:t>
+      </w:r>
+      <w:r>
+        <w:rPr>
+          <w:color w:val="0A2540"/>
+          <w:sz w:val="19"/>
+          <w:szCs w:val="19"/>
+        </w:rPr>
+        <w:t xml:space="preserve">. From now on auto-sync is on for everyone who pulls.</w:t>
       </w:r>
     </w:p>
     <w:p>
@@ -27708,7 +28169,7 @@
           <w:sz w:val="15"/>
           <w:szCs w:val="15"/>
         </w:rPr>
-        <w:t xml:space="preserve">WHY THIS MATTERS</w:t>
+        <w:t xml:space="preserve">TIP</w:t>
       </w:r>
     </w:p>
     <w:p>
@@ -27726,35 +28187,17 @@
           <w:sz w:val="19"/>
           <w:szCs w:val="19"/>
         </w:rPr>
-        <w:t xml:space="preserve">GitHub reads who must approve gated changes from the file </w:t>
-      </w:r>
-      <w:r>
-        <w:rPr>
-          <w:rFonts w:ascii="Consolas" w:cs="Consolas" w:eastAsia="Consolas" w:hAnsi="Consolas"/>
-          <w:color w:val="425466"/>
-          <w:sz w:val="18"/>
-          <w:szCs w:val="18"/>
-          <w:shd w:fill="EDF0F2" w:val="clear"/>
-        </w:rPr>
-        <w:t xml:space="preserve">.github/CODEOWNERS</w:t>
-      </w:r>
-      <w:r>
-        <w:rPr>
+        <w:t xml:space="preserve">Prefer to look before it lands? Say </w:t>
+      </w:r>
+      <w:r>
+        <w:rPr>
+          <w:i/>
+          <w:iCs/>
           <w:color w:val="425466"/>
           <w:sz w:val="19"/>
           <w:szCs w:val="19"/>
         </w:rPr>
-        <w:t xml:space="preserve">. The Work OS generates that file from one line in </w:t>
-      </w:r>
-      <w:r>
-        <w:rPr>
-          <w:rFonts w:ascii="Consolas" w:cs="Consolas" w:eastAsia="Consolas" w:hAnsi="Consolas"/>
-          <w:color w:val="425466"/>
-          <w:sz w:val="18"/>
-          <w:szCs w:val="18"/>
-          <w:shd w:fill="EDF0F2" w:val="clear"/>
-        </w:rPr>
-        <w:t xml:space="preserve">governance/write-policy.yaml</w:t>
+        <w:t xml:space="preserve">"propose the gated changes"</w:t>
       </w:r>
       <w:r>
         <w:rPr>
@@ -27762,7 +28205,55 @@
           <w:sz w:val="19"/>
           <w:szCs w:val="19"/>
         </w:rPr>
-        <w:t xml:space="preserve">. Until you fill in that line, GitHub ignores the file and gated pull requests could merge without approval.</w:t>
+        <w:t xml:space="preserve"> instead — Claude only opens the pull request, and you approve and </w:t>
+      </w:r>
+      <w:r>
+        <w:rPr>
+          <w:color w:val="425466"/>
+          <w:sz w:val="19"/>
+          <w:szCs w:val="19"/>
+        </w:rPr>
+        <w:t xml:space="preserve">merge</w:t>
+      </w:r>
+      <w:r>
+        <w:rPr>
+          <w:color w:val="425466"/>
+          <w:sz w:val="19"/>
+          <w:szCs w:val="19"/>
+        </w:rPr>
+        <w:t xml:space="preserve"> it yourself in </w:t>
+      </w:r>
+      <w:r>
+        <w:rPr>
+          <w:color w:val="425466"/>
+          <w:sz w:val="19"/>
+          <w:szCs w:val="19"/>
+        </w:rPr>
+        <w:t xml:space="preserve">GitHub</w:t>
+      </w:r>
+      <w:r>
+        <w:rPr>
+          <w:color w:val="425466"/>
+          <w:sz w:val="19"/>
+          <w:szCs w:val="19"/>
+        </w:rPr>
+        <w:t xml:space="preserve">. Work OS users always take this route: their pull requests wait for an admin.</w:t>
+      </w:r>
+    </w:p>
+    <w:p>
+      <w:pPr>
+        <w:pStyle w:val="Heading2"/>
+      </w:pPr>
+      <w:r>
+        <w:t xml:space="preserve">Step 4 — Do the first access test</w:t>
+      </w:r>
+    </w:p>
+    <w:p>
+      <w:pPr>
+        <w:spacing w:after="120" w:line="276"/>
+      </w:pPr>
+      <w:r>
+        <w:t xml:space="preserve">Same two tests every user will do in Stage 3 — you go first, so you know the loop works before inviting the team.</w:t>
       </w:r>
     </w:p>
     <w:p>
@@ -27770,25 +28261,12 @@
         <w:pStyle w:val="ListParagraph"/>
         <w:numPr>
           <w:ilvl w:val="0"/>
-          <w:numId w:val="19"/>
+          <w:numId w:val="21"/>
         </w:numPr>
         <w:spacing w:after="80" w:line="276"/>
       </w:pPr>
       <w:r>
-        <w:t xml:space="preserve">Ask Claude — replace </w:t>
-      </w:r>
-      <w:r>
-        <w:rPr>
-          <w:rFonts w:ascii="Consolas" w:cs="Consolas" w:eastAsia="Consolas" w:hAnsi="Consolas"/>
-          <w:color w:val="0E5E8B"/>
-          <w:sz w:val="19"/>
-          <w:szCs w:val="19"/>
-          <w:shd w:fill="EDF0F2" w:val="clear"/>
-        </w:rPr>
-        <w:t xml:space="preserve">&lt;your-org&gt;</w:t>
-      </w:r>
-      <w:r>
-        <w:t xml:space="preserve"> with your GitHub organization name — and approve the 🔒 prompt:</w:t>
+        <w:t xml:space="preserve">Everyday change:</w:t>
       </w:r>
     </w:p>
     <w:p>
@@ -27824,7 +28302,7 @@
           <w:sz w:val="20"/>
           <w:szCs w:val="20"/>
         </w:rPr>
-        <w:t xml:space="preserve">“Set reviewers.github-team in governance/write-policy.yaml to @&lt;your-org&gt;/os-admins and regenerate .github/CODEOWNERS”</w:t>
+        <w:t xml:space="preserve">“Create a short test meeting summary at product-development/product/meetings/other/summaries/&lt;today's date&gt;-access-test.md and mark it clearly as TEST”</w:t>
       </w:r>
     </w:p>
     <w:p>
@@ -27846,7 +28324,7 @@
           <w:sz w:val="15"/>
           <w:szCs w:val="15"/>
         </w:rPr>
-        <w:t xml:space="preserve">EXPECTED</w:t>
+        <w:t xml:space="preserve">CHECK IN GITHUB</w:t>
       </w:r>
     </w:p>
     <w:p>
@@ -27864,29 +28342,43 @@
           <w:sz w:val="19"/>
           <w:szCs w:val="19"/>
         </w:rPr>
-        <w:t xml:space="preserve">Claude confirms both files changed. When it finishes the response, auto-sync saves them on your branch, next to the customization changes.</w:t>
-      </w:r>
-    </w:p>
-    <w:p>
-      <w:pPr>
-        <w:pStyle w:val="Heading2"/>
-      </w:pPr>
-      <w:r>
-        <w:t xml:space="preserve">Step 3 — Publish the changes for everyone</w:t>
-      </w:r>
-    </w:p>
-    <w:p>
-      <w:pPr>
-        <w:spacing w:after="120" w:line="276"/>
-      </w:pPr>
-      <w:r>
-        <w:t xml:space="preserve">Gated changes wait on your branch until they are approved. As a Work OS admin you can approve your own — so tell Claude to do the whole thing: open the pull request, approve it as you, and </w:t>
-      </w:r>
-      <w:r>
-        <w:t xml:space="preserve">merge</w:t>
-      </w:r>
-      <w:r>
-        <w:t xml:space="preserve"> it.</w:t>
+        <w:t xml:space="preserve">Within about a minute the file is on </w:t>
+      </w:r>
+      <w:r>
+        <w:rPr>
+          <w:rFonts w:ascii="Consolas" w:cs="Consolas" w:eastAsia="Consolas" w:hAnsi="Consolas"/>
+          <w:color w:val="0A2540"/>
+          <w:sz w:val="18"/>
+          <w:szCs w:val="18"/>
+          <w:shd w:fill="EDF0F2" w:val="clear"/>
+        </w:rPr>
+        <w:t xml:space="preserve">main</w:t>
+      </w:r>
+      <w:r>
+        <w:rPr>
+          <w:color w:val="0A2540"/>
+          <w:sz w:val="19"/>
+          <w:szCs w:val="19"/>
+        </w:rPr>
+        <w:t xml:space="preserve">; a pull request </w:t>
+      </w:r>
+      <w:r>
+        <w:rPr>
+          <w:i/>
+          <w:iCs/>
+          <w:color w:val="0A2540"/>
+          <w:sz w:val="19"/>
+          <w:szCs w:val="19"/>
+        </w:rPr>
+        <w:t xml:space="preserve">"context: sync from sync/&lt;your name&gt;"</w:t>
+      </w:r>
+      <w:r>
+        <w:rPr>
+          <w:color w:val="0A2540"/>
+          <w:sz w:val="19"/>
+          <w:szCs w:val="19"/>
+        </w:rPr>
+        <w:t xml:space="preserve"> merged by itself.</w:t>
       </w:r>
     </w:p>
     <w:p>
@@ -27894,12 +28386,12 @@
         <w:pStyle w:val="ListParagraph"/>
         <w:numPr>
           <w:ilvl w:val="0"/>
-          <w:numId w:val="20"/>
+          <w:numId w:val="21"/>
         </w:numPr>
         <w:spacing w:after="80" w:line="276"/>
       </w:pPr>
       <w:r>
-        <w:t xml:space="preserve">Ask Claude:</w:t>
+        <w:t xml:space="preserve">Gated change — approve the 🔒 prompt, wait for Claude to finish, then publish:</w:t>
       </w:r>
     </w:p>
     <w:p>
@@ -27935,6 +28427,42 @@
           <w:sz w:val="20"/>
           <w:szCs w:val="20"/>
         </w:rPr>
+        <w:t xml:space="preserve">“In business-info.md, fill in the company name line”</w:t>
+      </w:r>
+    </w:p>
+    <w:p>
+      <w:pPr>
+        <w:spacing w:after="20" w:before="60"/>
+        <w:ind w:left="240"/>
+      </w:pPr>
+      <w:r>
+        <w:rPr>
+          <w:b/>
+          <w:bCs/>
+          <w:caps/>
+          <w:color w:val="0E5E8B"/>
+          <w:spacing w:val="20"/>
+          <w:sz w:val="15"/>
+          <w:szCs w:val="15"/>
+        </w:rPr>
+        <w:t xml:space="preserve">Say to Claude</w:t>
+      </w:r>
+    </w:p>
+    <w:p>
+      <w:pPr>
+        <w:pBdr>
+          <w:left w:val="single" w:color="459FDD" w:sz="12" w:space="8"/>
+        </w:pBdr>
+        <w:shd w:fill="F0F7FC" w:val="clear"/>
+        <w:spacing w:after="160" w:line="264"/>
+        <w:ind w:left="240"/>
+      </w:pPr>
+      <w:r>
+        <w:rPr>
+          <w:color w:val="0A2540"/>
+          <w:sz w:val="20"/>
+          <w:szCs w:val="20"/>
+        </w:rPr>
         <w:t xml:space="preserve">“Publish the gated changes for everyone — I'm a Work OS admin: open the pull request, approve it and merge it”</w:t>
       </w:r>
     </w:p>
@@ -27957,7 +28485,7 @@
           <w:sz w:val="15"/>
           <w:szCs w:val="15"/>
         </w:rPr>
-        <w:t xml:space="preserve">EXPECTED</w:t>
+        <w:t xml:space="preserve">CHECK IN GITHUB</w:t>
       </w:r>
     </w:p>
     <w:p>
@@ -27975,7 +28503,23 @@
           <w:sz w:val="19"/>
           <w:szCs w:val="19"/>
         </w:rPr>
-        <w:t xml:space="preserve">Claude opens one pull request </w:t>
+        <w:t xml:space="preserve">The </w:t>
+      </w:r>
+      <w:r>
+        <w:rPr>
+          <w:color w:val="0A2540"/>
+          <w:sz w:val="19"/>
+          <w:szCs w:val="19"/>
+        </w:rPr>
+        <w:t xml:space="preserve">merged</w:t>
+      </w:r>
+      <w:r>
+        <w:rPr>
+          <w:color w:val="0A2540"/>
+          <w:sz w:val="19"/>
+          <w:szCs w:val="19"/>
+        </w:rPr>
+        <w:t xml:space="preserve"> pull request </w:t>
       </w:r>
       <w:r>
         <w:rPr>
@@ -27993,7 +28537,17 @@
           <w:sz w:val="19"/>
           <w:szCs w:val="19"/>
         </w:rPr>
-        <w:t xml:space="preserve"> with everything from </w:t>
+        <w:t xml:space="preserve"> shows </w:t>
+      </w:r>
+      <w:r>
+        <w:rPr>
+          <w:rFonts w:ascii="Consolas" w:cs="Consolas" w:eastAsia="Consolas" w:hAnsi="Consolas"/>
+          <w:color w:val="0A2540"/>
+          <w:sz w:val="18"/>
+          <w:szCs w:val="18"/>
+          <w:shd w:fill="EDF0F2" w:val="clear"/>
+        </w:rPr>
+        <w:t xml:space="preserve">os-admins</w:t>
       </w:r>
       <w:r>
         <w:rPr>
@@ -28001,23 +28555,7 @@
           <w:sz w:val="19"/>
           <w:szCs w:val="19"/>
         </w:rPr>
-        <w:t xml:space="preserve">steps 1 and 2</w:t>
-      </w:r>
-      <w:r>
-        <w:rPr>
-          <w:color w:val="0A2540"/>
-          <w:sz w:val="19"/>
-          <w:szCs w:val="19"/>
-        </w:rPr>
-        <w:t xml:space="preserve">, approves it as you and </w:t>
-      </w:r>
-      <w:r>
-        <w:rPr>
-          <w:color w:val="0A2540"/>
-          <w:sz w:val="19"/>
-          <w:szCs w:val="19"/>
-        </w:rPr>
-        <w:t xml:space="preserve">merges it — GitHub labels this </w:t>
+        <w:t xml:space="preserve"> as code owner and </w:t>
       </w:r>
       <w:r>
         <w:rPr>
@@ -28035,7 +28573,7 @@
           <w:sz w:val="19"/>
           <w:szCs w:val="19"/>
         </w:rPr>
-        <w:t xml:space="preserve">, because authors can't approve their own pull request there; your </w:t>
+        <w:t xml:space="preserve">; the change is on </w:t>
       </w:r>
       <w:r>
         <w:rPr>
@@ -28045,7 +28583,7 @@
           <w:szCs w:val="18"/>
           <w:shd w:fill="EDF0F2" w:val="clear"/>
         </w:rPr>
-        <w:t xml:space="preserve">os-admins</w:t>
+        <w:t xml:space="preserve">main</w:t>
       </w:r>
       <w:r>
         <w:rPr>
@@ -28053,15 +28591,7 @@
           <w:sz w:val="19"/>
           <w:szCs w:val="19"/>
         </w:rPr>
-        <w:t xml:space="preserve"> membership allows the merge</w:t>
-      </w:r>
-      <w:r>
-        <w:rPr>
-          <w:color w:val="0A2540"/>
-          <w:sz w:val="19"/>
-          <w:szCs w:val="19"/>
-        </w:rPr>
-        <w:t xml:space="preserve"> — and reports the link.</w:t>
+        <w:t xml:space="preserve">.</w:t>
       </w:r>
     </w:p>
     <w:p>
@@ -28083,7 +28613,7 @@
           <w:sz w:val="15"/>
           <w:szCs w:val="15"/>
         </w:rPr>
-        <w:t xml:space="preserve">CHECK IN GITHUB</w:t>
+        <w:t xml:space="preserve">YOU'RE DONE WHEN</w:t>
       </w:r>
     </w:p>
     <w:p>
@@ -28101,23 +28631,7 @@
           <w:sz w:val="19"/>
           <w:szCs w:val="19"/>
         </w:rPr>
-        <w:t xml:space="preserve">The pull request is </w:t>
-      </w:r>
-      <w:r>
-        <w:rPr>
-          <w:color w:val="0A2540"/>
-          <w:sz w:val="19"/>
-          <w:szCs w:val="19"/>
-        </w:rPr>
-        <w:t xml:space="preserve">merged</w:t>
-      </w:r>
-      <w:r>
-        <w:rPr>
-          <w:color w:val="0A2540"/>
-          <w:sz w:val="19"/>
-          <w:szCs w:val="19"/>
-        </w:rPr>
-        <w:t xml:space="preserve">. On </w:t>
+        <w:t xml:space="preserve">Both tests landed on </w:t>
       </w:r>
       <w:r>
         <w:rPr>
@@ -28135,17 +28649,23 @@
           <w:sz w:val="19"/>
           <w:szCs w:val="19"/>
         </w:rPr>
-        <w:t xml:space="preserve">, </w:t>
-      </w:r>
-      <w:r>
-        <w:rPr>
-          <w:rFonts w:ascii="Consolas" w:cs="Consolas" w:eastAsia="Consolas" w:hAnsi="Consolas"/>
-          <w:color w:val="0A2540"/>
-          <w:sz w:val="18"/>
-          <w:szCs w:val="18"/>
-          <w:shd w:fill="EDF0F2" w:val="clear"/>
-        </w:rPr>
-        <w:t xml:space="preserve">governance/write-policy.yaml</w:t>
+        <w:t xml:space="preserve">, and the gated one needed an admin. Stage 2 is complete — tell the users they can start Stage 3: </w:t>
+      </w:r>
+      <w:r>
+        <w:rPr>
+          <w:color w:val="0E5E8B"/>
+          <w:sz w:val="19"/>
+          <w:szCs w:val="19"/>
+        </w:rPr>
+        <w:t xml:space="preserve">Set up your computer</w:t>
+      </w:r>
+      <w:r>
+        <w:rPr>
+          <w:color w:val="697386"/>
+          <w:sz w:val="17"/>
+          <w:szCs w:val="17"/>
+        </w:rPr>
+        <w:t xml:space="preserve"> (see “Set up your computer”)</w:t>
       </w:r>
       <w:r>
         <w:rPr>
@@ -28153,17 +28673,23 @@
           <w:sz w:val="19"/>
           <w:szCs w:val="19"/>
         </w:rPr>
-        <w:t xml:space="preserve"> shows </w:t>
-      </w:r>
-      <w:r>
-        <w:rPr>
-          <w:rFonts w:ascii="Consolas" w:cs="Consolas" w:eastAsia="Consolas" w:hAnsi="Consolas"/>
-          <w:color w:val="0A2540"/>
-          <w:sz w:val="18"/>
-          <w:szCs w:val="18"/>
-          <w:shd w:fill="EDF0F2" w:val="clear"/>
-        </w:rPr>
-        <w:t xml:space="preserve">auto-commit: enabled: true</w:t>
+        <w:t xml:space="preserve">. When you're ready, continue with the optional </w:t>
+      </w:r>
+      <w:r>
+        <w:rPr>
+          <w:color w:val="0E5E8B"/>
+          <w:sz w:val="19"/>
+          <w:szCs w:val="19"/>
+        </w:rPr>
+        <w:t xml:space="preserve">Connect your tools</w:t>
+      </w:r>
+      <w:r>
+        <w:rPr>
+          <w:color w:val="697386"/>
+          <w:sz w:val="17"/>
+          <w:szCs w:val="17"/>
+        </w:rPr>
+        <w:t xml:space="preserve"> (see “Connect your tools”)</w:t>
       </w:r>
       <w:r>
         <w:rPr>
@@ -28175,557 +28701,11 @@
       </w:r>
       <w:r>
         <w:rPr>
-          <w:rFonts w:ascii="Consolas" w:cs="Consolas" w:eastAsia="Consolas" w:hAnsi="Consolas"/>
-          <w:color w:val="0A2540"/>
-          <w:sz w:val="18"/>
-          <w:szCs w:val="18"/>
-          <w:shd w:fill="EDF0F2" w:val="clear"/>
-        </w:rPr>
-        <w:t xml:space="preserve">.github/CODEOWNERS</w:t>
-      </w:r>
-      <w:r>
-        <w:rPr>
-          <w:color w:val="0A2540"/>
-          <w:sz w:val="19"/>
-          <w:szCs w:val="19"/>
-        </w:rPr>
-        <w:t xml:space="preserve"> shows </w:t>
-      </w:r>
-      <w:r>
-        <w:rPr>
-          <w:rFonts w:ascii="Consolas" w:cs="Consolas" w:eastAsia="Consolas" w:hAnsi="Consolas"/>
-          <w:color w:val="0A2540"/>
-          <w:sz w:val="18"/>
-          <w:szCs w:val="18"/>
-          <w:shd w:fill="EDF0F2" w:val="clear"/>
-        </w:rPr>
-        <w:t xml:space="preserve">@&lt;your-org&gt;/os-admins</w:t>
-      </w:r>
-      <w:r>
-        <w:rPr>
-          <w:color w:val="0A2540"/>
-          <w:sz w:val="19"/>
-          <w:szCs w:val="19"/>
-        </w:rPr>
-        <w:t xml:space="preserve"> next to every gated path</w:t>
-      </w:r>
-      <w:r>
-        <w:rPr>
-          <w:color w:val="0A2540"/>
-          <w:sz w:val="19"/>
-          <w:szCs w:val="19"/>
-        </w:rPr>
-        <w:t xml:space="preserve">. From now on auto-sync is on for everyone who pulls.</w:t>
-      </w:r>
-    </w:p>
-    <w:p>
-      <w:pPr>
-        <w:keepNext/>
-        <w:pBdr>
-          <w:left w:val="single" w:color="459FDD" w:sz="18" w:space="8"/>
-        </w:pBdr>
-        <w:shd w:fill="F6F9FC" w:val="clear"/>
-        <w:spacing w:after="0" w:before="40" w:line="240"/>
-        <w:ind w:left="240"/>
-      </w:pPr>
-      <w:r>
-        <w:rPr>
-          <w:b/>
-          <w:bCs/>
-          <w:color w:val="0E5E8B"/>
-          <w:spacing w:val="15"/>
-          <w:sz w:val="15"/>
-          <w:szCs w:val="15"/>
-        </w:rPr>
-        <w:t xml:space="preserve">TIP</w:t>
-      </w:r>
-    </w:p>
-    <w:p>
-      <w:pPr>
-        <w:pBdr>
-          <w:left w:val="single" w:color="459FDD" w:sz="18" w:space="8"/>
-        </w:pBdr>
-        <w:shd w:fill="F6F9FC" w:val="clear"/>
-        <w:spacing w:after="160" w:before="0" w:line="264"/>
-        <w:ind w:left="240"/>
-      </w:pPr>
-      <w:r>
-        <w:rPr>
-          <w:color w:val="425466"/>
-          <w:sz w:val="19"/>
-          <w:szCs w:val="19"/>
-        </w:rPr>
-        <w:t xml:space="preserve">Prefer to look before it lands? Say </w:t>
-      </w:r>
-      <w:r>
-        <w:rPr>
-          <w:i/>
-          <w:iCs/>
-          <w:color w:val="425466"/>
-          <w:sz w:val="19"/>
-          <w:szCs w:val="19"/>
-        </w:rPr>
-        <w:t xml:space="preserve">"propose the gated changes"</w:t>
-      </w:r>
-      <w:r>
-        <w:rPr>
-          <w:color w:val="425466"/>
-          <w:sz w:val="19"/>
-          <w:szCs w:val="19"/>
-        </w:rPr>
-        <w:t xml:space="preserve"> instead — Claude only opens the pull request, and you approve and </w:t>
-      </w:r>
-      <w:r>
-        <w:rPr>
-          <w:color w:val="425466"/>
-          <w:sz w:val="19"/>
-          <w:szCs w:val="19"/>
-        </w:rPr>
-        <w:t xml:space="preserve">merge</w:t>
-      </w:r>
-      <w:r>
-        <w:rPr>
-          <w:color w:val="425466"/>
-          <w:sz w:val="19"/>
-          <w:szCs w:val="19"/>
-        </w:rPr>
-        <w:t xml:space="preserve"> it yourself in </w:t>
-      </w:r>
-      <w:r>
-        <w:rPr>
-          <w:color w:val="425466"/>
-          <w:sz w:val="19"/>
-          <w:szCs w:val="19"/>
-        </w:rPr>
-        <w:t xml:space="preserve">GitHub</w:t>
-      </w:r>
-      <w:r>
-        <w:rPr>
-          <w:color w:val="425466"/>
-          <w:sz w:val="19"/>
-          <w:szCs w:val="19"/>
-        </w:rPr>
-        <w:t xml:space="preserve">. Work OS users always take this route: their pull requests wait for an admin.</w:t>
-      </w:r>
-    </w:p>
-    <w:p>
-      <w:pPr>
-        <w:pStyle w:val="Heading2"/>
-      </w:pPr>
-      <w:r>
-        <w:t xml:space="preserve">Step 4 — Do the first access test</w:t>
-      </w:r>
-    </w:p>
-    <w:p>
-      <w:pPr>
-        <w:spacing w:after="120" w:line="276"/>
-      </w:pPr>
-      <w:r>
-        <w:t xml:space="preserve">Same two tests every user will do in Stage 3 — you go first, so you know the loop works before inviting the team.</w:t>
-      </w:r>
-    </w:p>
-    <w:p>
-      <w:pPr>
-        <w:pStyle w:val="ListParagraph"/>
-        <w:numPr>
-          <w:ilvl w:val="0"/>
-          <w:numId w:val="21"/>
-        </w:numPr>
-        <w:spacing w:after="80" w:line="276"/>
-      </w:pPr>
-      <w:r>
-        <w:t xml:space="preserve">Everyday change:</w:t>
-      </w:r>
-    </w:p>
-    <w:p>
-      <w:pPr>
-        <w:spacing w:after="20" w:before="60"/>
-        <w:ind w:left="240"/>
-      </w:pPr>
-      <w:r>
-        <w:rPr>
-          <w:b/>
-          <w:bCs/>
-          <w:caps/>
-          <w:color w:val="0E5E8B"/>
-          <w:spacing w:val="20"/>
-          <w:sz w:val="15"/>
-          <w:szCs w:val="15"/>
-        </w:rPr>
-        <w:t xml:space="preserve">Say to Claude</w:t>
-      </w:r>
-    </w:p>
-    <w:p>
-      <w:pPr>
-        <w:pBdr>
-          <w:left w:val="single" w:color="459FDD" w:sz="12" w:space="8"/>
-        </w:pBdr>
-        <w:shd w:fill="F0F7FC" w:val="clear"/>
-        <w:spacing w:after="160" w:line="264"/>
-        <w:ind w:left="240"/>
-      </w:pPr>
-      <w:r>
-        <w:rPr>
-          <w:color w:val="0A2540"/>
-          <w:sz w:val="20"/>
-          <w:szCs w:val="20"/>
-        </w:rPr>
-        <w:t xml:space="preserve">“Create a short test meeting summary at product-development/product/meetings/other/summaries/&lt;today's date&gt;-access-test.md and mark it clearly as TEST”</w:t>
-      </w:r>
-    </w:p>
-    <w:p>
-      <w:pPr>
-        <w:keepNext/>
-        <w:pBdr>
-          <w:left w:val="single" w:color="F46A4A" w:sz="18" w:space="8"/>
-        </w:pBdr>
-        <w:shd w:fill="EAF4FB" w:val="clear"/>
-        <w:spacing w:after="0" w:before="40" w:line="240"/>
-        <w:ind w:left="240"/>
-      </w:pPr>
-      <w:r>
-        <w:rPr>
-          <w:b/>
-          <w:bCs/>
-          <w:color w:val="F46A4A"/>
-          <w:spacing w:val="15"/>
-          <w:sz w:val="15"/>
-          <w:szCs w:val="15"/>
-        </w:rPr>
-        <w:t xml:space="preserve">CHECK IN GITHUB</w:t>
-      </w:r>
-    </w:p>
-    <w:p>
-      <w:pPr>
-        <w:pBdr>
-          <w:left w:val="single" w:color="F46A4A" w:sz="18" w:space="8"/>
-        </w:pBdr>
-        <w:shd w:fill="EAF4FB" w:val="clear"/>
-        <w:spacing w:after="160" w:before="0" w:line="264"/>
-        <w:ind w:left="240"/>
-      </w:pPr>
-      <w:r>
-        <w:rPr>
-          <w:color w:val="0A2540"/>
-          <w:sz w:val="19"/>
-          <w:szCs w:val="19"/>
-        </w:rPr>
-        <w:t xml:space="preserve">Within about a minute the file is on </w:t>
-      </w:r>
-      <w:r>
-        <w:rPr>
-          <w:rFonts w:ascii="Consolas" w:cs="Consolas" w:eastAsia="Consolas" w:hAnsi="Consolas"/>
-          <w:color w:val="0A2540"/>
-          <w:sz w:val="18"/>
-          <w:szCs w:val="18"/>
-          <w:shd w:fill="EDF0F2" w:val="clear"/>
-        </w:rPr>
-        <w:t xml:space="preserve">main</w:t>
-      </w:r>
-      <w:r>
-        <w:rPr>
-          <w:color w:val="0A2540"/>
-          <w:sz w:val="19"/>
-          <w:szCs w:val="19"/>
-        </w:rPr>
-        <w:t xml:space="preserve">; a pull request </w:t>
-      </w:r>
-      <w:r>
-        <w:rPr>
-          <w:i/>
-          <w:iCs/>
-          <w:color w:val="0A2540"/>
-          <w:sz w:val="19"/>
-          <w:szCs w:val="19"/>
-        </w:rPr>
-        <w:t xml:space="preserve">"context: sync from sync/&lt;your name&gt;"</w:t>
-      </w:r>
-      <w:r>
-        <w:rPr>
-          <w:color w:val="0A2540"/>
-          <w:sz w:val="19"/>
-          <w:szCs w:val="19"/>
-        </w:rPr>
-        <w:t xml:space="preserve"> merged by itself.</w:t>
-      </w:r>
-    </w:p>
-    <w:p>
-      <w:pPr>
-        <w:pStyle w:val="ListParagraph"/>
-        <w:numPr>
-          <w:ilvl w:val="0"/>
-          <w:numId w:val="21"/>
-        </w:numPr>
-        <w:spacing w:after="80" w:line="276"/>
-      </w:pPr>
-      <w:r>
-        <w:t xml:space="preserve">Gated change — approve the 🔒 prompt, wait for Claude to finish, then publish:</w:t>
-      </w:r>
-    </w:p>
-    <w:p>
-      <w:pPr>
-        <w:spacing w:after="20" w:before="60"/>
-        <w:ind w:left="240"/>
-      </w:pPr>
-      <w:r>
-        <w:rPr>
-          <w:b/>
-          <w:bCs/>
-          <w:caps/>
-          <w:color w:val="0E5E8B"/>
-          <w:spacing w:val="20"/>
-          <w:sz w:val="15"/>
-          <w:szCs w:val="15"/>
-        </w:rPr>
-        <w:t xml:space="preserve">Say to Claude</w:t>
-      </w:r>
-    </w:p>
-    <w:p>
-      <w:pPr>
-        <w:pBdr>
-          <w:left w:val="single" w:color="459FDD" w:sz="12" w:space="8"/>
-        </w:pBdr>
-        <w:shd w:fill="F0F7FC" w:val="clear"/>
-        <w:spacing w:after="160" w:line="264"/>
-        <w:ind w:left="240"/>
-      </w:pPr>
-      <w:r>
-        <w:rPr>
-          <w:color w:val="0A2540"/>
-          <w:sz w:val="20"/>
-          <w:szCs w:val="20"/>
-        </w:rPr>
-        <w:t xml:space="preserve">“In business-info.md, fill in the company name line”</w:t>
-      </w:r>
-    </w:p>
-    <w:p>
-      <w:pPr>
-        <w:spacing w:after="20" w:before="60"/>
-        <w:ind w:left="240"/>
-      </w:pPr>
-      <w:r>
-        <w:rPr>
-          <w:b/>
-          <w:bCs/>
-          <w:caps/>
-          <w:color w:val="0E5E8B"/>
-          <w:spacing w:val="20"/>
-          <w:sz w:val="15"/>
-          <w:szCs w:val="15"/>
-        </w:rPr>
-        <w:t xml:space="preserve">Say to Claude</w:t>
-      </w:r>
-    </w:p>
-    <w:p>
-      <w:pPr>
-        <w:pBdr>
-          <w:left w:val="single" w:color="459FDD" w:sz="12" w:space="8"/>
-        </w:pBdr>
-        <w:shd w:fill="F0F7FC" w:val="clear"/>
-        <w:spacing w:after="160" w:line="264"/>
-        <w:ind w:left="240"/>
-      </w:pPr>
-      <w:r>
-        <w:rPr>
-          <w:color w:val="0A2540"/>
-          <w:sz w:val="20"/>
-          <w:szCs w:val="20"/>
-        </w:rPr>
-        <w:t xml:space="preserve">“Publish the gated changes for everyone — I'm a Work OS admin: open the pull request, approve it and merge it”</w:t>
-      </w:r>
-    </w:p>
-    <w:p>
-      <w:pPr>
-        <w:keepNext/>
-        <w:pBdr>
-          <w:left w:val="single" w:color="F46A4A" w:sz="18" w:space="8"/>
-        </w:pBdr>
-        <w:shd w:fill="EAF4FB" w:val="clear"/>
-        <w:spacing w:after="0" w:before="40" w:line="240"/>
-        <w:ind w:left="240"/>
-      </w:pPr>
-      <w:r>
-        <w:rPr>
-          <w:b/>
-          <w:bCs/>
-          <w:color w:val="F46A4A"/>
-          <w:spacing w:val="15"/>
-          <w:sz w:val="15"/>
-          <w:szCs w:val="15"/>
-        </w:rPr>
-        <w:t xml:space="preserve">CHECK IN GITHUB</w:t>
-      </w:r>
-    </w:p>
-    <w:p>
-      <w:pPr>
-        <w:pBdr>
-          <w:left w:val="single" w:color="F46A4A" w:sz="18" w:space="8"/>
-        </w:pBdr>
-        <w:shd w:fill="EAF4FB" w:val="clear"/>
-        <w:spacing w:after="160" w:before="0" w:line="264"/>
-        <w:ind w:left="240"/>
-      </w:pPr>
-      <w:r>
-        <w:rPr>
-          <w:color w:val="0A2540"/>
-          <w:sz w:val="19"/>
-          <w:szCs w:val="19"/>
-        </w:rPr>
-        <w:t xml:space="preserve">The </w:t>
-      </w:r>
-      <w:r>
-        <w:rPr>
-          <w:color w:val="0A2540"/>
-          <w:sz w:val="19"/>
-          <w:szCs w:val="19"/>
-        </w:rPr>
-        <w:t xml:space="preserve">merged</w:t>
-      </w:r>
-      <w:r>
-        <w:rPr>
-          <w:color w:val="0A2540"/>
-          <w:sz w:val="19"/>
-          <w:szCs w:val="19"/>
-        </w:rPr>
-        <w:t xml:space="preserve"> pull request </w:t>
-      </w:r>
-      <w:r>
-        <w:rPr>
-          <w:i/>
-          <w:iCs/>
-          <w:color w:val="0A2540"/>
-          <w:sz w:val="19"/>
-          <w:szCs w:val="19"/>
-        </w:rPr>
-        <w:t xml:space="preserve">"gated: …"</w:t>
-      </w:r>
-      <w:r>
-        <w:rPr>
-          <w:color w:val="0A2540"/>
-          <w:sz w:val="19"/>
-          <w:szCs w:val="19"/>
-        </w:rPr>
-        <w:t xml:space="preserve"> shows </w:t>
-      </w:r>
-      <w:r>
-        <w:rPr>
-          <w:rFonts w:ascii="Consolas" w:cs="Consolas" w:eastAsia="Consolas" w:hAnsi="Consolas"/>
-          <w:color w:val="0A2540"/>
-          <w:sz w:val="18"/>
-          <w:szCs w:val="18"/>
-          <w:shd w:fill="EDF0F2" w:val="clear"/>
-        </w:rPr>
-        <w:t xml:space="preserve">os-admins</w:t>
-      </w:r>
-      <w:r>
-        <w:rPr>
-          <w:color w:val="0A2540"/>
-          <w:sz w:val="19"/>
-          <w:szCs w:val="19"/>
-        </w:rPr>
-        <w:t xml:space="preserve"> as code owner and </w:t>
-      </w:r>
-      <w:r>
-        <w:rPr>
-          <w:i/>
-          <w:iCs/>
-          <w:color w:val="0A2540"/>
-          <w:sz w:val="19"/>
-          <w:szCs w:val="19"/>
-        </w:rPr>
-        <w:t xml:space="preserve">merged with bypass</w:t>
-      </w:r>
-      <w:r>
-        <w:rPr>
-          <w:color w:val="0A2540"/>
-          <w:sz w:val="19"/>
-          <w:szCs w:val="19"/>
-        </w:rPr>
-        <w:t xml:space="preserve">; the change is on </w:t>
-      </w:r>
-      <w:r>
-        <w:rPr>
-          <w:rFonts w:ascii="Consolas" w:cs="Consolas" w:eastAsia="Consolas" w:hAnsi="Consolas"/>
-          <w:color w:val="0A2540"/>
-          <w:sz w:val="18"/>
-          <w:szCs w:val="18"/>
-          <w:shd w:fill="EDF0F2" w:val="clear"/>
-        </w:rPr>
-        <w:t xml:space="preserve">main</w:t>
-      </w:r>
-      <w:r>
-        <w:rPr>
-          <w:color w:val="0A2540"/>
-          <w:sz w:val="19"/>
-          <w:szCs w:val="19"/>
-        </w:rPr>
-        <w:t xml:space="preserve">.</w:t>
-      </w:r>
-    </w:p>
-    <w:p>
-      <w:pPr>
-        <w:keepNext/>
-        <w:pBdr>
-          <w:left w:val="single" w:color="F46A4A" w:sz="18" w:space="8"/>
-        </w:pBdr>
-        <w:shd w:fill="EAF4FB" w:val="clear"/>
-        <w:spacing w:after="0" w:before="40" w:line="240"/>
-        <w:ind w:left="240"/>
-      </w:pPr>
-      <w:r>
-        <w:rPr>
-          <w:b/>
-          <w:bCs/>
-          <w:color w:val="F46A4A"/>
-          <w:spacing w:val="15"/>
-          <w:sz w:val="15"/>
-          <w:szCs w:val="15"/>
-        </w:rPr>
-        <w:t xml:space="preserve">YOU'RE DONE WHEN</w:t>
-      </w:r>
-    </w:p>
-    <w:p>
-      <w:pPr>
-        <w:pBdr>
-          <w:left w:val="single" w:color="F46A4A" w:sz="18" w:space="8"/>
-        </w:pBdr>
-        <w:shd w:fill="EAF4FB" w:val="clear"/>
-        <w:spacing w:after="160" w:before="0" w:line="264"/>
-        <w:ind w:left="240"/>
-      </w:pPr>
-      <w:r>
-        <w:rPr>
-          <w:color w:val="0A2540"/>
-          <w:sz w:val="19"/>
-          <w:szCs w:val="19"/>
-        </w:rPr>
-        <w:t xml:space="preserve">Both tests landed on </w:t>
-      </w:r>
-      <w:r>
-        <w:rPr>
-          <w:rFonts w:ascii="Consolas" w:cs="Consolas" w:eastAsia="Consolas" w:hAnsi="Consolas"/>
-          <w:color w:val="0A2540"/>
-          <w:sz w:val="18"/>
-          <w:szCs w:val="18"/>
-          <w:shd w:fill="EDF0F2" w:val="clear"/>
-        </w:rPr>
-        <w:t xml:space="preserve">main</w:t>
-      </w:r>
-      <w:r>
-        <w:rPr>
-          <w:color w:val="0A2540"/>
-          <w:sz w:val="19"/>
-          <w:szCs w:val="19"/>
-        </w:rPr>
-        <w:t xml:space="preserve">, and the gated one needed an admin. Stage 2 is complete — tell the users they can start Stage 3: </w:t>
-      </w:r>
-      <w:r>
-        <w:rPr>
           <w:color w:val="0E5E8B"/>
           <w:sz w:val="19"/>
           <w:szCs w:val="19"/>
         </w:rPr>
-        <w:t xml:space="preserve">Set up your computer</w:t>
+        <w:t xml:space="preserve">Connect your product's codebase</w:t>
       </w:r>
       <w:r>
         <w:rPr>
@@ -28733,55 +28713,7 @@
           <w:sz w:val="17"/>
           <w:szCs w:val="17"/>
         </w:rPr>
-        <w:t xml:space="preserve"> (see “Set up your computer”)</w:t>
-      </w:r>
-      <w:r>
-        <w:rPr>
-          <w:color w:val="0A2540"/>
-          <w:sz w:val="19"/>
-          <w:szCs w:val="19"/>
-        </w:rPr>
-        <w:t xml:space="preserve">. When you're ready, continue with the optional </w:t>
-      </w:r>
-      <w:r>
-        <w:rPr>
-          <w:color w:val="0E5E8B"/>
-          <w:sz w:val="19"/>
-          <w:szCs w:val="19"/>
-        </w:rPr>
-        <w:t xml:space="preserve">Connect your tools</w:t>
-      </w:r>
-      <w:r>
-        <w:rPr>
-          <w:color w:val="697386"/>
-          <w:sz w:val="17"/>
-          <w:szCs w:val="17"/>
-        </w:rPr>
-        <w:t xml:space="preserve"> (see “Connect your tools”)</w:t>
-      </w:r>
-      <w:r>
-        <w:rPr>
-          <w:color w:val="0A2540"/>
-          <w:sz w:val="19"/>
-          <w:szCs w:val="19"/>
-        </w:rPr>
-        <w:t xml:space="preserve"> and </w:t>
-      </w:r>
-      <w:r>
-        <w:rPr>
-          <w:color w:val="0E5E8B"/>
-          <w:sz w:val="19"/>
-          <w:szCs w:val="19"/>
-        </w:rPr>
-        <w:t xml:space="preserve">Connect your product's code</w:t>
-      </w:r>
-      <w:r>
-        <w:rPr>
-          <w:color w:val="697386"/>
-          <w:sz w:val="17"/>
-          <w:szCs w:val="17"/>
-        </w:rPr>
-        <w:t xml:space="preserve"> (see “Connect your product's code”)</w:t>
+        <w:t xml:space="preserve"> (see “Connect your product's codebase”)</w:t>
       </w:r>
       <w:r>
         <w:rPr>
@@ -31001,7 +30933,7 @@
         <w:pStyle w:val="Heading1"/>
       </w:pPr>
       <w:r>
-        <w:t xml:space="preserve">Connect your product's code</w:t>
+        <w:t xml:space="preserve">Connect your product's codebase</w:t>
       </w:r>
     </w:p>
     <w:p>
@@ -31016,7 +30948,7 @@
           <w:sz w:val="18"/>
           <w:szCs w:val="18"/>
         </w:rPr>
-        <w:t xml:space="preserve">For: Stage 2 · Work OS admin, then each user on their own computer   ·   Time: 15 minutes per repository — optional</w:t>
+        <w:t xml:space="preserve">For: Stage 2 · Work OS admin, with the admin of your code repositories — then each user on their own computer   ·   Time: about 30 minutes, plus 15 per extra repository — optional</w:t>
       </w:r>
     </w:p>
     <w:p>
@@ -31029,7 +30961,7 @@
           <w:sz w:val="22"/>
           <w:szCs w:val="22"/>
         </w:rPr>
-        <w:t xml:space="preserve">With read access to your product's source code, Claude answers product questions from the code itself — how a feature actually works today, what limits apply, whether a change is live — in plain language, with the evidence available on request. Optional. Read-only: Claude never changes the product code from the Work OS.</w:t>
+        <w:t xml:space="preserve">With read access to your product's source code, Claude answers product questions from the code itself — how a feature actually works today, what limits apply, whether a change is live — in plain language, with the evidence available on request. Optional. Read-only: Claude never changes the product's codebase from the Work OS.</w:t>
       </w:r>
     </w:p>
     <w:p>
@@ -31522,27 +31454,93 @@
         <w:spacing w:after="120" w:line="276"/>
       </w:pPr>
       <w:r>
-        <w:t xml:space="preserve">Two parts, like tools. The Work OS keeps a small </w:t>
+        <w:t xml:space="preserve">Three parts. </w:t>
       </w:r>
       <w:r>
         <w:rPr>
           <w:b/>
           <w:bCs/>
         </w:rPr>
-        <w:t xml:space="preserve">registry</w:t>
-      </w:r>
-      <w:r>
-        <w:t xml:space="preserve"> of your code repositories — what each one is for and which product areas it covers, in your own words. That is shared. Each person's </w:t>
+        <w:t xml:space="preserve">Permission</w:t>
+      </w:r>
+      <w:r>
+        <w:t xml:space="preserve"> comes first: everyone who will ask questions about the code needs read access to it, and only the person who administers those repositories can give it — the Work OS cannot grant it for them. Then the Work OS keeps a small shared </w:t>
       </w:r>
       <w:r>
         <w:rPr>
           <w:b/>
           <w:bCs/>
         </w:rPr>
+        <w:t xml:space="preserve">registry</w:t>
+      </w:r>
+      <w:r>
+        <w:t xml:space="preserve"> of your repositories: what each one is for and which product areas it covers, in your own words. Finally, each person's </w:t>
+      </w:r>
+      <w:r>
+        <w:rPr>
+          <w:b/>
+          <w:bCs/>
+        </w:rPr>
         <w:t xml:space="preserve">computer</w:t>
       </w:r>
       <w:r>
-        <w:t xml:space="preserve"> holds a read-only copy of the code that Claude may read but never edit — that stays private and is never uploaded to the Work OS.</w:t>
+        <w:t xml:space="preserve"> holds a read-only copy of the code that Claude may read but never edit — that copy stays private and is never uploaded to the Work OS.</w:t>
+      </w:r>
+    </w:p>
+    <w:p>
+      <w:pPr>
+        <w:pStyle w:val="Heading3"/>
+      </w:pPr>
+      <w:r>
+        <w:t xml:space="preserve">If your product lives in several repositories</w:t>
+      </w:r>
+    </w:p>
+    <w:p>
+      <w:pPr>
+        <w:spacing w:after="120" w:line="276"/>
+      </w:pPr>
+      <w:r>
+        <w:t xml:space="preserve">Most do — the app your customers use in one, the services behind it in another, mobile apps in a third. Each repository is connected separately and described in one sentence; that sentence is what lets Claude send a question to the right code, and when a question spans several repositories Claude looks in each of them. You don't have to do them all at once: start with the one or two that would answer most of your questions, and add the rest whenever you need them.</w:t>
+      </w:r>
+    </w:p>
+    <w:p>
+      <w:pPr>
+        <w:keepNext/>
+        <w:pBdr>
+          <w:left w:val="single" w:color="459FDD" w:sz="18" w:space="8"/>
+        </w:pBdr>
+        <w:shd w:fill="F6F9FC" w:val="clear"/>
+        <w:spacing w:after="0" w:before="40" w:line="240"/>
+        <w:ind w:left="240"/>
+      </w:pPr>
+      <w:r>
+        <w:rPr>
+          <w:b/>
+          <w:bCs/>
+          <w:color w:val="0E5E8B"/>
+          <w:spacing w:val="15"/>
+          <w:sz w:val="15"/>
+          <w:szCs w:val="15"/>
+        </w:rPr>
+        <w:t xml:space="preserve">TIP</w:t>
+      </w:r>
+    </w:p>
+    <w:p>
+      <w:pPr>
+        <w:pBdr>
+          <w:left w:val="single" w:color="459FDD" w:sz="18" w:space="8"/>
+        </w:pBdr>
+        <w:shd w:fill="F6F9FC" w:val="clear"/>
+        <w:spacing w:after="160" w:before="0" w:line="264"/>
+        <w:ind w:left="240"/>
+      </w:pPr>
+      <w:r>
+        <w:rPr>
+          <w:color w:val="425466"/>
+          <w:sz w:val="19"/>
+          <w:szCs w:val="19"/>
+        </w:rPr>
+        <w:t xml:space="preserve">If instead all your product's code sits in one large repository, that is the simplest case — connect it once, and Claude will ask which folders matter so it doesn't wander through the rest.</w:t>
       </w:r>
     </w:p>
     <w:p>
@@ -31563,7 +31561,7 @@
         <w:spacing w:after="60" w:line="276"/>
       </w:pPr>
       <w:r>
-        <w:t xml:space="preserve">You know which repositories matter to product questions and have their links (skip infrastructure and tooling repositories).</w:t>
+        <w:t xml:space="preserve">You have the links to the repositories that hold your product's code. Not sure which ones? Ask an engineer — step 1 is about narrowing the list.</w:t>
       </w:r>
     </w:p>
     <w:p>
@@ -31576,19 +31574,26 @@
         <w:spacing w:after="60" w:line="276"/>
       </w:pPr>
       <w:r>
-        <w:t xml:space="preserve">The people who will use it have read access to those repositories — their normal developer access. The </w:t>
-      </w:r>
-      <w:r>
-        <w:t xml:space="preserve">GitHub</w:t>
-      </w:r>
-      <w:r>
-        <w:t xml:space="preserve"> sign-in from </w:t>
+        <w:t xml:space="preserve">You know who administers those repositories — often an engineering lead, sometimes the same person who created the Work OS repository. Step 2 is theirs to do, and nothing else works until it is done.</w:t>
+      </w:r>
+    </w:p>
+    <w:p>
+      <w:pPr>
+        <w:pStyle w:val="ListParagraph"/>
+        <w:numPr>
+          <w:ilvl w:val="0"/>
+          <w:numId w:val="5"/>
+        </w:numPr>
+        <w:spacing w:after="60" w:line="276"/>
+      </w:pPr>
+      <w:r>
+        <w:t xml:space="preserve">You have the list of people who will use the Work OS — the same list as in </w:t>
       </w:r>
       <w:r>
         <w:rPr>
           <w:color w:val="0E5E8B"/>
         </w:rPr>
-        <w:t xml:space="preserve">Set up your computer</w:t>
+        <w:t xml:space="preserve">Set up the repository</w:t>
       </w:r>
       <w:r>
         <w:rPr>
@@ -31596,10 +31601,10 @@
           <w:sz w:val="18"/>
           <w:szCs w:val="18"/>
         </w:rPr>
-        <w:t xml:space="preserve"> (see “Set up your computer”)</w:t>
-      </w:r>
-      <w:r>
-        <w:t xml:space="preserve"> usually covers it.</w:t>
+        <w:t xml:space="preserve"> (see “Set up the repository” → Step 3 — Give people access to the repository)</w:t>
+      </w:r>
+      <w:r>
+        <w:t xml:space="preserve">. Every one of them needs read access to the code.</w:t>
       </w:r>
     </w:p>
     <w:p>
@@ -31607,7 +31612,7 @@
         <w:pStyle w:val="Heading2"/>
       </w:pPr>
       <w:r>
-        <w:t xml:space="preserve">Step 1 — Register a repository for the team (Work OS admin)</w:t>
+        <w:t xml:space="preserve">Step 1 — Decide which repositories to connect (Work OS admin)</w:t>
       </w:r>
     </w:p>
     <w:p>
@@ -31616,6 +31621,606 @@
         <w:numPr>
           <w:ilvl w:val="0"/>
           <w:numId w:val="24"/>
+        </w:numPr>
+        <w:spacing w:after="80" w:line="276"/>
+      </w:pPr>
+      <w:r>
+        <w:t xml:space="preserve">List the repositories holding the code behind the product decisions you make: the app your customers use, the services behind it, the mobile apps. Ask an engineer to confirm the list — it takes them a minute.</w:t>
+      </w:r>
+    </w:p>
+    <w:p>
+      <w:pPr>
+        <w:pStyle w:val="ListParagraph"/>
+        <w:numPr>
+          <w:ilvl w:val="0"/>
+          <w:numId w:val="24"/>
+        </w:numPr>
+        <w:spacing w:after="80" w:line="276"/>
+      </w:pPr>
+      <w:r>
+        <w:t xml:space="preserve">Leave out infrastructure, deployment and internal tooling repositories. They don't answer product questions, and they make every search noisier.</w:t>
+      </w:r>
+    </w:p>
+    <w:p>
+      <w:pPr>
+        <w:pStyle w:val="ListParagraph"/>
+        <w:numPr>
+          <w:ilvl w:val="0"/>
+          <w:numId w:val="24"/>
+        </w:numPr>
+        <w:spacing w:after="80" w:line="276"/>
+      </w:pPr>
+      <w:r>
+        <w:t xml:space="preserve">Order what's left by how often you would ask about it. Connect the top one or two now; the rest can follow at any time.</w:t>
+      </w:r>
+    </w:p>
+    <w:p>
+      <w:pPr>
+        <w:keepNext/>
+        <w:pBdr>
+          <w:left w:val="single" w:color="459FDD" w:sz="18" w:space="8"/>
+        </w:pBdr>
+        <w:shd w:fill="F6F9FC" w:val="clear"/>
+        <w:spacing w:after="0" w:before="40" w:line="240"/>
+        <w:ind w:left="240"/>
+      </w:pPr>
+      <w:r>
+        <w:rPr>
+          <w:b/>
+          <w:bCs/>
+          <w:color w:val="0E5E8B"/>
+          <w:spacing w:val="15"/>
+          <w:sz w:val="15"/>
+          <w:szCs w:val="15"/>
+        </w:rPr>
+        <w:t xml:space="preserve">NOTE</w:t>
+      </w:r>
+    </w:p>
+    <w:p>
+      <w:pPr>
+        <w:pBdr>
+          <w:left w:val="single" w:color="459FDD" w:sz="18" w:space="8"/>
+        </w:pBdr>
+        <w:shd w:fill="F6F9FC" w:val="clear"/>
+        <w:spacing w:after="160" w:before="0" w:line="264"/>
+        <w:ind w:left="240"/>
+      </w:pPr>
+      <w:r>
+        <w:rPr>
+          <w:color w:val="425466"/>
+          <w:sz w:val="19"/>
+          <w:szCs w:val="19"/>
+        </w:rPr>
+        <w:t xml:space="preserve">Two or three repositories is a good place to start. Each one you add is another entry to keep fresh — and another place Claude has to look.</w:t>
+      </w:r>
+    </w:p>
+    <w:p>
+      <w:pPr>
+        <w:pStyle w:val="Heading2"/>
+      </w:pPr>
+      <w:r>
+        <w:t xml:space="preserve">Step 2 — Give everyone read access to the code (repository admin)</w:t>
+      </w:r>
+    </w:p>
+    <w:p>
+      <w:pPr>
+        <w:spacing w:after="120" w:line="276"/>
+      </w:pPr>
+      <w:r>
+        <w:t xml:space="preserve">Permission lives with the code, not with the Work OS: Claude reads your repositories using each person's own </w:t>
+      </w:r>
+      <w:r>
+        <w:t xml:space="preserve">GitHub</w:t>
+      </w:r>
+      <w:r>
+        <w:t xml:space="preserve"> sign-in, so every person must be allowed to read them. Product managers often are not — which is why this step is the one most easily missed. Send the request to whoever administers the repositories from step 1:</w:t>
+      </w:r>
+    </w:p>
+    <w:p>
+      <w:pPr>
+        <w:spacing w:after="20" w:before="60"/>
+        <w:ind w:left="240"/>
+      </w:pPr>
+      <w:r>
+        <w:rPr>
+          <w:b/>
+          <w:bCs/>
+          <w:caps/>
+          <w:color w:val="697386"/>
+          <w:spacing w:val="20"/>
+          <w:sz w:val="15"/>
+          <w:szCs w:val="15"/>
+        </w:rPr>
+        <w:t xml:space="preserve">Message to send</w:t>
+      </w:r>
+    </w:p>
+    <w:p>
+      <w:pPr>
+        <w:pBdr>
+          <w:top w:val="single" w:color="D1DAE2" w:sz="4" w:space="4"/>
+          <w:left w:val="single" w:color="1485C4" w:sz="12" w:space="8"/>
+        </w:pBdr>
+        <w:shd w:fill="F6F9FC" w:val="clear"/>
+        <w:spacing w:after="0" w:before="0" w:line="260"/>
+        <w:ind w:left="240"/>
+      </w:pPr>
+      <w:r>
+        <w:rPr>
+          <w:rFonts w:ascii="Consolas" w:cs="Consolas" w:eastAsia="Consolas" w:hAnsi="Consolas"/>
+          <w:color w:val="0A2540"/>
+          <w:sz w:val="17"/>
+          <w:szCs w:val="17"/>
+        </w:rPr>
+        <w:t xml:space="preserve">Could you give the people below read access to these repositories:</w:t>
+      </w:r>
+    </w:p>
+    <w:p>
+      <w:pPr>
+        <w:pBdr>
+          <w:left w:val="single" w:color="1485C4" w:sz="12" w:space="8"/>
+        </w:pBdr>
+        <w:shd w:fill="F6F9FC" w:val="clear"/>
+        <w:spacing w:after="0" w:before="0" w:line="260"/>
+        <w:ind w:left="240"/>
+      </w:pPr>
+      <w:r>
+        <w:rPr>
+          <w:rFonts w:ascii="Consolas" w:cs="Consolas" w:eastAsia="Consolas" w:hAnsi="Consolas"/>
+          <w:color w:val="0A2540"/>
+          <w:sz w:val="17"/>
+          <w:szCs w:val="17"/>
+        </w:rPr>
+        <w:t xml:space="preserve">  &lt;the links from step 1&gt;</w:t>
+      </w:r>
+    </w:p>
+    <w:p>
+      <w:pPr>
+        <w:pBdr>
+          <w:left w:val="single" w:color="1485C4" w:sz="12" w:space="8"/>
+        </w:pBdr>
+        <w:shd w:fill="F6F9FC" w:val="clear"/>
+        <w:spacing w:after="0" w:before="0" w:line="260"/>
+        <w:ind w:left="240"/>
+      </w:pPr>
+      <w:r>
+        <w:rPr>
+          <w:rFonts w:ascii="Consolas" w:cs="Consolas" w:eastAsia="Consolas" w:hAnsi="Consolas"/>
+          <w:color w:val="0A2540"/>
+          <w:sz w:val="17"/>
+          <w:szCs w:val="17"/>
+        </w:rPr>
+        <w:t xml:space="preserve">  &lt;the people, or the team or group they are all in&gt;</w:t>
+      </w:r>
+    </w:p>
+    <w:p>
+      <w:pPr>
+        <w:pBdr>
+          <w:left w:val="single" w:color="1485C4" w:sz="12" w:space="8"/>
+        </w:pBdr>
+        <w:shd w:fill="F6F9FC" w:val="clear"/>
+        <w:spacing w:after="0" w:before="0" w:line="260"/>
+        <w:ind w:left="240"/>
+      </w:pPr>
+      <w:r>
+        <w:rPr>
+          <w:rFonts w:ascii="Consolas" w:cs="Consolas" w:eastAsia="Consolas" w:hAnsi="Consolas"/>
+          <w:color w:val="0A2540"/>
+          <w:sz w:val="17"/>
+          <w:szCs w:val="17"/>
+        </w:rPr>
+        <w:t xml:space="preserve"/>
+      </w:r>
+    </w:p>
+    <w:p>
+      <w:pPr>
+        <w:pBdr>
+          <w:left w:val="single" w:color="1485C4" w:sz="12" w:space="8"/>
+        </w:pBdr>
+        <w:shd w:fill="F6F9FC" w:val="clear"/>
+        <w:spacing w:after="0" w:before="0" w:line="260"/>
+        <w:ind w:left="240"/>
+      </w:pPr>
+      <w:r>
+        <w:rPr>
+          <w:rFonts w:ascii="Consolas" w:cs="Consolas" w:eastAsia="Consolas" w:hAnsi="Consolas"/>
+          <w:color w:val="0A2540"/>
+          <w:sz w:val="17"/>
+          <w:szCs w:val="17"/>
+        </w:rPr>
+        <w:t xml:space="preserve">Read access only, no write. It is for our Work OS: Claude Code answers</w:t>
+      </w:r>
+    </w:p>
+    <w:p>
+      <w:pPr>
+        <w:pBdr>
+          <w:left w:val="single" w:color="1485C4" w:sz="12" w:space="8"/>
+          <w:bottom w:val="single" w:color="D1DAE2" w:sz="4" w:space="4"/>
+        </w:pBdr>
+        <w:shd w:fill="F6F9FC" w:val="clear"/>
+        <w:spacing w:after="160" w:before="0" w:line="260"/>
+        <w:ind w:left="240"/>
+      </w:pPr>
+      <w:r>
+        <w:rPr>
+          <w:rFonts w:ascii="Consolas" w:cs="Consolas" w:eastAsia="Consolas" w:hAnsi="Consolas"/>
+          <w:color w:val="0A2540"/>
+          <w:sz w:val="17"/>
+          <w:szCs w:val="17"/>
+        </w:rPr>
+        <w:t xml:space="preserve">product questions from the code and never changes it.</w:t>
+      </w:r>
+    </w:p>
+    <w:p>
+      <w:pPr>
+        <w:spacing w:after="120" w:line="276"/>
+      </w:pPr>
+      <w:r>
+        <w:t xml:space="preserve">What they do — in the </w:t>
+      </w:r>
+      <w:r>
+        <w:t xml:space="preserve">GitHub</w:t>
+      </w:r>
+      <w:r>
+        <w:t xml:space="preserve"> web interface, no command line:</w:t>
+      </w:r>
+    </w:p>
+    <w:p>
+      <w:pPr>
+        <w:pStyle w:val="ListParagraph"/>
+        <w:numPr>
+          <w:ilvl w:val="0"/>
+          <w:numId w:val="25"/>
+        </w:numPr>
+        <w:spacing w:after="80" w:line="276"/>
+      </w:pPr>
+      <w:r>
+        <w:t xml:space="preserve">Open the repository → </w:t>
+      </w:r>
+      <w:r>
+        <w:rPr>
+          <w:b/>
+          <w:bCs/>
+        </w:rPr>
+        <w:t xml:space="preserve">Settings › Collaborators and teams</w:t>
+      </w:r>
+      <w:r>
+        <w:t xml:space="preserve">.</w:t>
+      </w:r>
+    </w:p>
+    <w:p>
+      <w:pPr>
+        <w:pStyle w:val="ListParagraph"/>
+        <w:numPr>
+          <w:ilvl w:val="0"/>
+          <w:numId w:val="25"/>
+        </w:numPr>
+        <w:spacing w:after="80" w:line="276"/>
+      </w:pPr>
+      <w:r>
+        <w:rPr>
+          <w:b/>
+          <w:bCs/>
+        </w:rPr>
+        <w:t xml:space="preserve">Add teams</w:t>
+      </w:r>
+      <w:r>
+        <w:t xml:space="preserve"> → a team that contains every Work OS user → role </w:t>
+      </w:r>
+      <w:r>
+        <w:rPr>
+          <w:b/>
+          <w:bCs/>
+        </w:rPr>
+        <w:t xml:space="preserve">Read</w:t>
+      </w:r>
+      <w:r>
+        <w:t xml:space="preserve">. If no such team exists, create one first (organization page → </w:t>
+      </w:r>
+      <w:r>
+        <w:rPr>
+          <w:b/>
+          <w:bCs/>
+        </w:rPr>
+        <w:t xml:space="preserve">Teams › New team</w:t>
+      </w:r>
+      <w:r>
+        <w:t xml:space="preserve">, for example </w:t>
+      </w:r>
+      <w:r>
+        <w:rPr>
+          <w:rFonts w:ascii="Consolas" w:cs="Consolas" w:eastAsia="Consolas" w:hAnsi="Consolas"/>
+          <w:color w:val="0E5E8B"/>
+          <w:sz w:val="19"/>
+          <w:szCs w:val="19"/>
+          <w:shd w:fill="EDF0F2" w:val="clear"/>
+        </w:rPr>
+        <w:t xml:space="preserve">work-os-readers</w:t>
+      </w:r>
+      <w:r>
+        <w:t xml:space="preserve">) and add the people to it.</w:t>
+      </w:r>
+    </w:p>
+    <w:p>
+      <w:pPr>
+        <w:pStyle w:val="ListParagraph"/>
+        <w:numPr>
+          <w:ilvl w:val="0"/>
+          <w:numId w:val="25"/>
+        </w:numPr>
+        <w:spacing w:after="80" w:line="276"/>
+      </w:pPr>
+      <w:r>
+        <w:t xml:space="preserve">Repeat for every repository on the list.</w:t>
+      </w:r>
+    </w:p>
+    <w:p>
+      <w:pPr>
+        <w:keepNext/>
+        <w:pBdr>
+          <w:left w:val="single" w:color="459FDD" w:sz="18" w:space="8"/>
+        </w:pBdr>
+        <w:shd w:fill="F6F9FC" w:val="clear"/>
+        <w:spacing w:after="0" w:before="40" w:line="240"/>
+        <w:ind w:left="240"/>
+      </w:pPr>
+      <w:r>
+        <w:rPr>
+          <w:b/>
+          <w:bCs/>
+          <w:color w:val="0E5E8B"/>
+          <w:spacing w:val="15"/>
+          <w:sz w:val="15"/>
+          <w:szCs w:val="15"/>
+        </w:rPr>
+        <w:t xml:space="preserve">WHY THIS MATTERS</w:t>
+      </w:r>
+    </w:p>
+    <w:p>
+      <w:pPr>
+        <w:pBdr>
+          <w:left w:val="single" w:color="459FDD" w:sz="18" w:space="8"/>
+        </w:pBdr>
+        <w:shd w:fill="F6F9FC" w:val="clear"/>
+        <w:spacing w:after="160" w:before="0" w:line="264"/>
+        <w:ind w:left="240"/>
+      </w:pPr>
+      <w:r>
+        <w:rPr>
+          <w:color w:val="425466"/>
+          <w:sz w:val="19"/>
+          <w:szCs w:val="19"/>
+        </w:rPr>
+        <w:t xml:space="preserve">A team rather than named people: the next person who joins the Work OS then gets access to every repository by being added to the team once.</w:t>
+      </w:r>
+    </w:p>
+    <w:p>
+      <w:pPr>
+        <w:keepNext/>
+        <w:pBdr>
+          <w:left w:val="single" w:color="C74040" w:sz="18" w:space="8"/>
+        </w:pBdr>
+        <w:shd w:fill="F6F9FC" w:val="clear"/>
+        <w:spacing w:after="0" w:before="40" w:line="240"/>
+        <w:ind w:left="240"/>
+      </w:pPr>
+      <w:r>
+        <w:rPr>
+          <w:b/>
+          <w:bCs/>
+          <w:color w:val="C74040"/>
+          <w:spacing w:val="15"/>
+          <w:sz w:val="15"/>
+          <w:szCs w:val="15"/>
+        </w:rPr>
+        <w:t xml:space="preserve">DON'T</w:t>
+      </w:r>
+    </w:p>
+    <w:p>
+      <w:pPr>
+        <w:pBdr>
+          <w:left w:val="single" w:color="C74040" w:sz="18" w:space="8"/>
+        </w:pBdr>
+        <w:shd w:fill="F6F9FC" w:val="clear"/>
+        <w:spacing w:after="160" w:before="0" w:line="264"/>
+        <w:ind w:left="240"/>
+      </w:pPr>
+      <w:r>
+        <w:rPr>
+          <w:color w:val="425466"/>
+          <w:sz w:val="19"/>
+          <w:szCs w:val="19"/>
+        </w:rPr>
+        <w:t xml:space="preserve">Grant </w:t>
+      </w:r>
+      <w:r>
+        <w:rPr>
+          <w:b/>
+          <w:bCs/>
+          <w:color w:val="425466"/>
+          <w:sz w:val="19"/>
+          <w:szCs w:val="19"/>
+        </w:rPr>
+        <w:t xml:space="preserve">Write</w:t>
+      </w:r>
+      <w:r>
+        <w:rPr>
+          <w:color w:val="425466"/>
+          <w:sz w:val="19"/>
+          <w:szCs w:val="19"/>
+        </w:rPr>
+        <w:t xml:space="preserve">. Claude reads product code and never changes it — </w:t>
+      </w:r>
+      <w:r>
+        <w:rPr>
+          <w:i/>
+          <w:iCs/>
+          <w:color w:val="425466"/>
+          <w:sz w:val="19"/>
+          <w:szCs w:val="19"/>
+        </w:rPr>
+        <w:t xml:space="preserve">Read</w:t>
+      </w:r>
+      <w:r>
+        <w:rPr>
+          <w:color w:val="425466"/>
+          <w:sz w:val="19"/>
+          <w:szCs w:val="19"/>
+        </w:rPr>
+        <w:t xml:space="preserve"> is all the Work OS needs, on every repository.</w:t>
+      </w:r>
+    </w:p>
+    <w:p>
+      <w:pPr>
+        <w:keepNext/>
+        <w:pBdr>
+          <w:left w:val="single" w:color="459FDD" w:sz="18" w:space="8"/>
+        </w:pBdr>
+        <w:shd w:fill="F6F9FC" w:val="clear"/>
+        <w:spacing w:after="0" w:before="40" w:line="240"/>
+        <w:ind w:left="240"/>
+      </w:pPr>
+      <w:r>
+        <w:rPr>
+          <w:b/>
+          <w:bCs/>
+          <w:color w:val="0E5E8B"/>
+          <w:spacing w:val="15"/>
+          <w:sz w:val="15"/>
+          <w:szCs w:val="15"/>
+        </w:rPr>
+        <w:t xml:space="preserve">NOTE</w:t>
+      </w:r>
+    </w:p>
+    <w:p>
+      <w:pPr>
+        <w:pBdr>
+          <w:left w:val="single" w:color="459FDD" w:sz="18" w:space="8"/>
+        </w:pBdr>
+        <w:shd w:fill="F6F9FC" w:val="clear"/>
+        <w:spacing w:after="160" w:before="0" w:line="264"/>
+        <w:ind w:left="240"/>
+      </w:pPr>
+      <w:r>
+        <w:rPr>
+          <w:color w:val="425466"/>
+          <w:sz w:val="19"/>
+          <w:szCs w:val="19"/>
+        </w:rPr>
+        <w:t xml:space="preserve">If the code sits in a </w:t>
+      </w:r>
+      <w:r>
+        <w:rPr>
+          <w:b/>
+          <w:bCs/>
+          <w:color w:val="425466"/>
+          <w:sz w:val="19"/>
+          <w:szCs w:val="19"/>
+        </w:rPr>
+        <w:t xml:space="preserve">different GitHub organization</w:t>
+      </w:r>
+      <w:r>
+        <w:rPr>
+          <w:color w:val="425466"/>
+          <w:sz w:val="19"/>
+          <w:szCs w:val="19"/>
+        </w:rPr>
+        <w:t xml:space="preserve"> than the Work OS repository, each person also needs to be a member or an outside collaborator of that organization before a team or a repository can be shared with them.</w:t>
+      </w:r>
+    </w:p>
+    <w:p>
+      <w:pPr>
+        <w:keepNext/>
+        <w:pBdr>
+          <w:left w:val="single" w:color="F46A4A" w:sz="18" w:space="8"/>
+        </w:pBdr>
+        <w:shd w:fill="EAF4FB" w:val="clear"/>
+        <w:spacing w:after="0" w:before="40" w:line="240"/>
+        <w:ind w:left="240"/>
+      </w:pPr>
+      <w:r>
+        <w:rPr>
+          <w:b/>
+          <w:bCs/>
+          <w:color w:val="F46A4A"/>
+          <w:spacing w:val="15"/>
+          <w:sz w:val="15"/>
+          <w:szCs w:val="15"/>
+        </w:rPr>
+        <w:t xml:space="preserve">EXPECTED</w:t>
+      </w:r>
+    </w:p>
+    <w:p>
+      <w:pPr>
+        <w:pBdr>
+          <w:left w:val="single" w:color="F46A4A" w:sz="18" w:space="8"/>
+        </w:pBdr>
+        <w:shd w:fill="EAF4FB" w:val="clear"/>
+        <w:spacing w:after="160" w:before="0" w:line="264"/>
+        <w:ind w:left="240"/>
+      </w:pPr>
+      <w:r>
+        <w:rPr>
+          <w:color w:val="0A2540"/>
+          <w:sz w:val="19"/>
+          <w:szCs w:val="19"/>
+        </w:rPr>
+        <w:t xml:space="preserve">Every person can open every repository link in a browser and see the files. People added to a new team receive an e-mail from GitHub.</w:t>
+      </w:r>
+    </w:p>
+    <w:p>
+      <w:pPr>
+        <w:keepNext/>
+        <w:pBdr>
+          <w:left w:val="single" w:color="F46A4A" w:sz="18" w:space="8"/>
+        </w:pBdr>
+        <w:shd w:fill="EAF4FB" w:val="clear"/>
+        <w:spacing w:after="0" w:before="40" w:line="240"/>
+        <w:ind w:left="240"/>
+      </w:pPr>
+      <w:r>
+        <w:rPr>
+          <w:b/>
+          <w:bCs/>
+          <w:color w:val="F46A4A"/>
+          <w:spacing w:val="15"/>
+          <w:sz w:val="15"/>
+          <w:szCs w:val="15"/>
+        </w:rPr>
+        <w:t xml:space="preserve">CHECK IN GITHUB</w:t>
+      </w:r>
+    </w:p>
+    <w:p>
+      <w:pPr>
+        <w:pBdr>
+          <w:left w:val="single" w:color="F46A4A" w:sz="18" w:space="8"/>
+        </w:pBdr>
+        <w:shd w:fill="EAF4FB" w:val="clear"/>
+        <w:spacing w:after="160" w:before="0" w:line="264"/>
+        <w:ind w:left="240"/>
+      </w:pPr>
+      <w:r>
+        <w:rPr>
+          <w:color w:val="0A2540"/>
+          <w:sz w:val="19"/>
+          <w:szCs w:val="19"/>
+        </w:rPr>
+        <w:t xml:space="preserve">Ask one of the Work OS users — not just yourself — to open a repository link in their browser. If they can see the files, Claude will be able to read that code on their computer too. Note any repository the admin left out: Claude simply won't be able to answer about it.</w:t>
+      </w:r>
+    </w:p>
+    <w:p>
+      <w:pPr>
+        <w:pStyle w:val="Heading2"/>
+      </w:pPr>
+      <w:r>
+        <w:t xml:space="preserve">Step 3 — Register the repositories for the team (Work OS admin)</w:t>
+      </w:r>
+    </w:p>
+    <w:p>
+      <w:pPr>
+        <w:pStyle w:val="ListParagraph"/>
+        <w:numPr>
+          <w:ilvl w:val="0"/>
+          <w:numId w:val="26"/>
         </w:numPr>
         <w:spacing w:after="80" w:line="276"/>
       </w:pPr>
@@ -31664,7 +32269,7 @@
         <w:pStyle w:val="ListParagraph"/>
         <w:numPr>
           <w:ilvl w:val="0"/>
-          <w:numId w:val="24"/>
+          <w:numId w:val="26"/>
         </w:numPr>
         <w:spacing w:after="80" w:line="276"/>
       </w:pPr>
@@ -31677,7 +32282,7 @@
         <w:pStyle w:val="ListParagraph"/>
         <w:numPr>
           <w:ilvl w:val="0"/>
-          <w:numId w:val="24"/>
+          <w:numId w:val="26"/>
         </w:numPr>
         <w:spacing w:after="80" w:line="276"/>
       </w:pPr>
@@ -31740,12 +32345,25 @@
         <w:pStyle w:val="ListParagraph"/>
         <w:numPr>
           <w:ilvl w:val="0"/>
-          <w:numId w:val="24"/>
+          <w:numId w:val="26"/>
         </w:numPr>
         <w:spacing w:after="80" w:line="276"/>
       </w:pPr>
       <w:r>
-        <w:t xml:space="preserve">Publish the registry entry for everyone — as a Work OS admin, Claude opens the pull request, approves it as you and </w:t>
+        <w:t xml:space="preserve">Repeat for the next repository on your list. Registering several before you publish is fine — they travel together as one change.</w:t>
+      </w:r>
+    </w:p>
+    <w:p>
+      <w:pPr>
+        <w:pStyle w:val="ListParagraph"/>
+        <w:numPr>
+          <w:ilvl w:val="0"/>
+          <w:numId w:val="26"/>
+        </w:numPr>
+        <w:spacing w:after="80" w:line="276"/>
+      </w:pPr>
+      <w:r>
+        <w:t xml:space="preserve">Publish the registry entries for everyone — as a Work OS admin, Claude opens the pull request, approves it as you and </w:t>
       </w:r>
       <w:r>
         <w:t xml:space="preserve">merges</w:t>
@@ -31795,7 +32413,7 @@
         <w:pStyle w:val="Heading2"/>
       </w:pPr>
       <w:r>
-        <w:t xml:space="preserve">Step 2 — Get access on your own computer (each user)</w:t>
+        <w:t xml:space="preserve">Step 4 — Get access on your own computer (each user)</w:t>
       </w:r>
     </w:p>
     <w:p>
@@ -31803,7 +32421,7 @@
         <w:pStyle w:val="ListParagraph"/>
         <w:numPr>
           <w:ilvl w:val="0"/>
-          <w:numId w:val="25"/>
+          <w:numId w:val="27"/>
         </w:numPr>
         <w:spacing w:after="80" w:line="276"/>
       </w:pPr>
@@ -31884,7 +32502,87 @@
           <w:sz w:val="19"/>
           <w:szCs w:val="19"/>
         </w:rPr>
-        <w:t xml:space="preserve">Claude finds the repositories the admin registered, copies them to your computer, and grants itself read-only access. It never changes the shared repository in this run.</w:t>
+        <w:t xml:space="preserve">Claude finds every repository the admin registered, copies each one to your computer, and grants itself read-only access. It never changes the shared repository in this run.</w:t>
+      </w:r>
+    </w:p>
+    <w:p>
+      <w:pPr>
+        <w:keepNext/>
+        <w:pBdr>
+          <w:left w:val="single" w:color="459FDD" w:sz="18" w:space="8"/>
+        </w:pBdr>
+        <w:shd w:fill="F6F9FC" w:val="clear"/>
+        <w:spacing w:after="0" w:before="40" w:line="240"/>
+        <w:ind w:left="240"/>
+      </w:pPr>
+      <w:r>
+        <w:rPr>
+          <w:b/>
+          <w:bCs/>
+          <w:color w:val="0E5E8B"/>
+          <w:spacing w:val="15"/>
+          <w:sz w:val="15"/>
+          <w:szCs w:val="15"/>
+        </w:rPr>
+        <w:t xml:space="preserve">NOTE</w:t>
+      </w:r>
+    </w:p>
+    <w:p>
+      <w:pPr>
+        <w:pBdr>
+          <w:left w:val="single" w:color="459FDD" w:sz="18" w:space="8"/>
+        </w:pBdr>
+        <w:shd w:fill="F6F9FC" w:val="clear"/>
+        <w:spacing w:after="160" w:before="0" w:line="264"/>
+        <w:ind w:left="240"/>
+      </w:pPr>
+      <w:r>
+        <w:rPr>
+          <w:color w:val="425466"/>
+          <w:sz w:val="19"/>
+          <w:szCs w:val="19"/>
+        </w:rPr>
+        <w:t xml:space="preserve">Nothing extra to sign in to — Claude uses the </w:t>
+      </w:r>
+      <w:r>
+        <w:rPr>
+          <w:color w:val="425466"/>
+          <w:sz w:val="19"/>
+          <w:szCs w:val="19"/>
+        </w:rPr>
+        <w:t xml:space="preserve">GitHub</w:t>
+      </w:r>
+      <w:r>
+        <w:rPr>
+          <w:color w:val="425466"/>
+          <w:sz w:val="19"/>
+          <w:szCs w:val="19"/>
+        </w:rPr>
+        <w:t xml:space="preserve"> sign-in from </w:t>
+      </w:r>
+      <w:r>
+        <w:rPr>
+          <w:color w:val="0E5E8B"/>
+          <w:sz w:val="19"/>
+          <w:szCs w:val="19"/>
+        </w:rPr>
+        <w:t xml:space="preserve">Set up your computer</w:t>
+      </w:r>
+      <w:r>
+        <w:rPr>
+          <w:color w:val="697386"/>
+          <w:sz w:val="17"/>
+          <w:szCs w:val="17"/>
+        </w:rPr>
+        <w:t xml:space="preserve"> (see “Set up your computer” → Step 5 — Sign in to GitHub once)</w:t>
+      </w:r>
+      <w:r>
+        <w:rPr>
+          <w:color w:val="425466"/>
+          <w:sz w:val="19"/>
+          <w:szCs w:val="19"/>
+        </w:rPr>
+        <w:t xml:space="preserve">. If it reports that it cannot reach one of the repositories, you don't have read access to that one yet: ask the repository admin to add you (step 2).</w:t>
       </w:r>
     </w:p>
     <w:p>
@@ -31923,7 +32621,28 @@
         <w:t xml:space="preserve">/connect-code --refresh</w:t>
       </w:r>
       <w:r>
-        <w:t xml:space="preserve">) now and then — it pulls the latest code and updates the maps. The weekly health check reminds you when the registry goes stale.</w:t>
+        <w:t xml:space="preserve">) now and then — it pulls the latest code for every repository you have and updates the maps. The weekly health check reminds you when the registry goes stale.</w:t>
+      </w:r>
+    </w:p>
+    <w:p>
+      <w:pPr>
+        <w:spacing w:after="120" w:line="276"/>
+      </w:pPr>
+      <w:r>
+        <w:t xml:space="preserve">Adding a repository later is the same two moves in the same order: read access for everyone first (step 2), then </w:t>
+      </w:r>
+      <w:r>
+        <w:rPr>
+          <w:rFonts w:ascii="Consolas" w:cs="Consolas" w:eastAsia="Consolas" w:hAnsi="Consolas"/>
+          <w:color w:val="0E5E8B"/>
+          <w:sz w:val="19"/>
+          <w:szCs w:val="19"/>
+          <w:shd w:fill="EDF0F2" w:val="clear"/>
+        </w:rPr>
+        <w:t xml:space="preserve">/connect-code</w:t>
+      </w:r>
+      <w:r>
+        <w:t xml:space="preserve"> with its link (step 3). New teammates need both — the repository admin adds them to the team or group, then they run step 4.</w:t>
       </w:r>
     </w:p>
     <w:p>
@@ -32514,7 +33233,7 @@
         <w:sz w:val="16"/>
         <w:szCs w:val="16"/>
       </w:rPr>
-      <w:t xml:space="preserve">SoftServe · Work OS team setup · GitHub edition · v2.4 · August 2026</w:t>
+      <w:t xml:space="preserve">SoftServe · Work OS team setup · GitHub edition · v2.5 · August 2026</w:t>
     </w:r>
     <w:r>
       <w:rPr>
@@ -32937,6 +33656,18 @@
     </w:lvlOverride>
   </w:num>
   <w:num w:numId="25">
+    <w:abstractNumId w:val="4"/>
+    <w:lvlOverride w:ilvl="0">
+      <w:startOverride w:val="1"/>
+    </w:lvlOverride>
+  </w:num>
+  <w:num w:numId="26">
+    <w:abstractNumId w:val="4"/>
+    <w:lvlOverride w:ilvl="0">
+      <w:startOverride w:val="1"/>
+    </w:lvlOverride>
+  </w:num>
+  <w:num w:numId="27">
     <w:abstractNumId w:val="4"/>
     <w:lvlOverride w:ilvl="0">
       <w:startOverride w:val="1"/>
